--- a/rajasthan-nurse-50/Test_38_Full_Test_Ordered.docx
+++ b/rajasthan-nurse-50/Test_38_Full_Test_Ordered.docx
@@ -34,7 +34,7 @@
     </w:p>
     <w:p>
       <w:r>
-        <w:t>Solution: Renal cell carcinoma is the commonest adult kidney cancer; classic triad: haematuria, flank pain, mass.</w:t>
+        <w:t>Solution: ✅ Correct Answer: A. Renal cell carcinoma | 🧠 Clinical Rationale: Renal cell carcinoma is the commonest adult kidney cancer; classic triad: haematuria, flank pain, mass. | ❌ Why Not Others? | B — Wilms' tumour: not the appropriate nursing action here | C — Transitional cell carcinoma: not the appropriate nursing action here | D — Sarcoma: not the appropriate nursing action here | ⚠️ Exam Trap: Don’t confuse "Renal cell carcinoma" with "Transitional cell carcinoma" — they look alike and are easy to interchange. | 💎 PNC Pearl: Renal cell carcinoma → the commonest adult kidney cancer; classic triad: haematuria, flank pain, mass</w:t>
       </w:r>
     </w:p>
     <w:p>
@@ -79,7 +79,7 @@
     </w:p>
     <w:p>
       <w:r>
-        <w:t>Solution: Insulin and fluids correct ketoacidosis.</w:t>
+        <w:t>Solution: ✅ Correct Answer: A. Giving insulin and fluids as prescribed | 🧠 Clinical Rationale: Insulin and fluids correct ketoacidosis. | ❌ Why Not Others? | B — Withholding insulin: not the appropriate nursing action here | C — Giving sugar: Conscious hypoglycaemia: fast-acting sugar; unconscious: urgent care. | D — Waiting: Recent intake alters oral readings. | ⚠️ Exam Trap: Read the exact question — the correct fact and its look-alike options are easy to interchange. | 💎 PNC Pearl: Giving insulin and fluids as prescribed → Insulin and fluids correct ketoacidosis</w:t>
       </w:r>
     </w:p>
     <w:p>
@@ -124,7 +124,7 @@
     </w:p>
     <w:p>
       <w:r>
-        <w:t>Solution: Auscultation with a stethoscope detects heart sounds.</w:t>
+        <w:t>Solution: ✅ Correct Answer: A. Stethoscope | 🧠 Clinical Rationale: Auscultation with a stethoscope detects heart sounds. | ❌ Why Not Others? | B — Thermometer: not the appropriate nursing action here | C — Sphygmomanometer: not the appropriate nursing action here | D — Otoscope: not the appropriate nursing action here | ⚠️ Exam Trap: Read the exact question — the correct fact and its look-alike options are easy to interchange. | 💎 PNC Pearl: Stethoscope → Auscultation with a detects heart sounds</w:t>
       </w:r>
     </w:p>
     <w:p>
@@ -169,7 +169,7 @@
     </w:p>
     <w:p>
       <w:r>
-        <w:t>Solution: Signs of separation: gush of blood, cord lengthening, and fundal rise above the umbilicus.</w:t>
+        <w:t>Solution: ✅ Correct Answer: A. A gush of blood with lengthening of the cord and rising of the fundus | 🧠 Clinical Rationale: Signs of separation: gush of blood, cord lengthening, and fundal rise above the umbilicus. | ❌ Why Not Others? | B — Strong contractions only: not the appropriate nursing action here | C — Maternal fever: not the appropriate nursing action here | D — Bradycardia: Bradycardia = 60 beats per minute | ⚠️ Exam Trap: Read the exact question — the correct fact and its look-alike options are easy to interchange. | 💎 PNC Pearl: A gush of blood with lengthening of the cord and rising of the fundus → Signs of separation: gush of blood, cord lengthening, and fundal rise above the umbilicus</w:t>
       </w:r>
     </w:p>
     <w:p>
@@ -214,7 +214,7 @@
     </w:p>
     <w:p>
       <w:r>
-        <w:t>Solution: Storage in antiseptic maintains sterility.</w:t>
+        <w:t>Solution: ✅ Correct Answer: A. In a sterile container with antiseptic | 🧠 Clinical Rationale: Storage in antiseptic maintains sterility. | ❌ Why Not Others? | B — On the open table: not the appropriate nursing action here | C — In the pocket: not the appropriate nursing action here | D — On the floor: Soiled linen is contained to prevent the spread of infection. | ⚠️ Exam Trap: Read the exact question — the correct fact and its look-alike options are easy to interchange. | 💎 PNC Pearl: In a sterile container with antiseptic → Storage in antiseptic maintains sterility</w:t>
       </w:r>
     </w:p>
     <w:p>
@@ -259,7 +259,7 @@
     </w:p>
     <w:p>
       <w:r>
-        <w:t>Solution: The myometrium contracts during labour.</w:t>
+        <w:t>Solution: ✅ Correct Answer: A. Myometrium | 🧠 Clinical Rationale: The myometrium contracts during labour. | ❌ Why Not Others? | B — Endometrium: The endometrium thickens and sheds in the menstrual cycle. | C — Serosa: Lochia rubra (1-4 days), serosa (4-10 days), alba (10 days-3 weeks); foul odour indicates infection. | D — Peritoneum: not the appropriate nursing action here | ⚠️ Exam Trap: Read the exact question — the correct fact and its look-alike options are easy to interchange. | 💎 PNC Pearl: Myometrium → contracts during labour</w:t>
       </w:r>
     </w:p>
     <w:p>
@@ -304,7 +304,7 @@
     </w:p>
     <w:p>
       <w:r>
-        <w:t>Solution: Reassurance, education, and support reduce antenatal anxiety.</w:t>
+        <w:t>Solution: ✅ Correct Answer: A. Concerns about baby, labour, and role change | 🧠 Clinical Rationale: Reassurance, education, and support reduce antenatal anxiety. | ❌ Why Not Others? | B — Disease always: not the appropriate nursing action here | C — Diet: INH depletes B6; supplement to prevent neuropathy. | D — Exercise: Calcium, vitamin D, and fall prevention maintain bone health. | ⚠️ Exam Trap: Read the exact question — the correct fact and its look-alike options are easy to interchange. | 💎 PNC Pearl: Concerns about baby, labour, and role change → Reassurance, education, and support reduce antenatal anxiety</w:t>
       </w:r>
     </w:p>
     <w:p>
@@ -349,7 +349,7 @@
     </w:p>
     <w:p>
       <w:r>
-        <w:t>Solution: ROP screening is mandatory for babies &lt;34 weeks or &lt;1750 g; treat threshold disease.</w:t>
+        <w:t>Solution: ✅ Correct Answer: A. Prematurity, low birth weight, and oxygen therapy | 🧠 Clinical Rationale: ROP screening is mandatory for babies &lt;34 weeks or &lt;1750 g; treat threshold disease. | ❌ Why Not Others? | B — Term birth: not the appropriate nursing action here | C — Diet: INH depletes B6; supplement to prevent neuropathy. | D — Exercise: Calcium, vitamin D, and fall prevention maintain bone health. | ⚠️ Exam Trap: Read the exact question — the correct fact and its look-alike options are easy to interchange. | 💎 PNC Pearl: Prematurity, low birth weight, and oxygen therapy → ROP screening is mandatory for babies &lt;34 weeks or &lt;1750 g; treat threshold disease</w:t>
       </w:r>
     </w:p>
     <w:p>
@@ -394,7 +394,7 @@
     </w:p>
     <w:p>
       <w:r>
-        <w:t>Solution: Early neonatal pneumonia mirrors early sepsis organisms.</w:t>
+        <w:t>Solution: ✅ Correct Answer: A. Group B streptococcus or E. coli | 🧠 Clinical Rationale: Early neonatal pneumonia mirrors early sepsis organisms. | ❌ Why Not Others? | B — Measles: UIP achieved polio eradication and reduced measles deaths. | C — Candida always: not the appropriate nursing action here | D — Trauma: Birth trauma, episiotomy pain, and epidurals impair bladder sensation; monitor voiding closely. | ⚠️ Exam Trap: Read the exact question — the correct fact and its look-alike options are easy to interchange. | 💎 PNC Pearl: Group B streptococcus or E. coli → Early neonatal pneumonia mirrors early sepsis organisms</w:t>
       </w:r>
     </w:p>
     <w:p>
@@ -439,7 +439,7 @@
     </w:p>
     <w:p>
       <w:r>
-        <w:t>Solution: Botulinum toxin blocks acetylcholine release causing flaccid paralysis.</w:t>
+        <w:t>Solution: ✅ Correct Answer: A. Botulinum toxin | 🧠 Clinical Rationale: Botulinum toxin blocks acetylcholine release causing flaccid paralysis. | ❌ Why Not Others? | B — Cholera toxin: not the appropriate nursing action here | C — Tetanus toxin only: not the appropriate nursing action here | D — Diphtheria toxin: not the appropriate nursing action here | ⚠️ Exam Trap: Read the exact question — the correct fact and its look-alike options are easy to interchange. | 💎 PNC Pearl: Botulinum toxin → blocks acetylcholine release causing flaccid paralysis</w:t>
       </w:r>
     </w:p>
     <w:p>
@@ -484,7 +484,7 @@
     </w:p>
     <w:p>
       <w:r>
-        <w:t>Solution: Empowering women improves family health.</w:t>
+        <w:t>Solution: ✅ Correct Answer: A. Women's care burden and access barriers | 🧠 Clinical Rationale: Empowering women improves family health. | ❌ Why Not Others? | B — Genetics: Diet and heredity drive LDL; statins and lifestyle lower it. | C — Diet: INH depletes B6; supplement to prevent neuropathy. | D — Climate: NMSA promotes sustainable agriculture. | ⚠️ Exam Trap: Read the exact question — the correct fact and its look-alike options are easy to interchange. | 💎 PNC Pearl: Women's care burden and access barriers → Empowering women improves family health</w:t>
       </w:r>
     </w:p>
     <w:p>
@@ -529,7 +529,7 @@
     </w:p>
     <w:p>
       <w:r>
-        <w:t>Solution: BPH can cause obstruction and UTIs.</w:t>
+        <w:t>Solution: ✅ Correct Answer: A. Urinary retention and infection | 🧠 Clinical Rationale: BPH can cause obstruction and UTIs. | ❌ Why Not Others? | B — Only appetite: not the appropriate nursing action here | C — Only sleep: not the appropriate nursing action here | D — Nothing: Never induce vomiting after hydrocarbon ingestion — aspiration pneumonia risk; obtain urgent care. | ⚠️ Exam Trap: Read the exact question — the correct fact and its look-alike options are easy to interchange. | 💎 PNC Pearl: Urinary retention and infection → BPH can cause obstruction and UTIs</w:t>
       </w:r>
     </w:p>
     <w:p>
@@ -574,7 +574,7 @@
     </w:p>
     <w:p>
       <w:r>
-        <w:t>Solution: DTOs run TB control in districts.</w:t>
+        <w:t>Solution: ✅ Correct Answer: A. District Tuberculosis Officer | 🧠 Clinical Rationale: DTOs run TB control in districts. | ❌ Why Not Others? | B — District Training Officer: not the appropriate nursing action here | C — District Treatment Officer: not the appropriate nursing action here | D — Digital TB Officer: not the appropriate nursing action here | ⚠️ Exam Trap: Don’t confuse "District Tuberculosis Officer" with "District Training Officer" — they look alike and are easy to interchange. | 💎 PNC Pearl: District Tuberculosis Officer → DTOs run TB control in districts</w:t>
       </w:r>
     </w:p>
     <w:p>
@@ -619,7 +619,7 @@
     </w:p>
     <w:p>
       <w:r>
-        <w:t>Solution: Beta-blockers blunt the warning signs of low sugar.</w:t>
+        <w:t>Solution: ✅ Correct Answer: A. May mask hypoglycaemia symptoms | 🧠 Clinical Rationale: Beta-blockers blunt the warning signs of low sugar. | ❌ Why Not Others? | B — Raise glucose always: not the appropriate nursing action here | C — Have no effect: not the appropriate nursing action here | D — Cause diabetes: not the appropriate nursing action here | ⚠️ Exam Trap: Read the exact question — the correct fact and its look-alike options are easy to interchange. | 💎 PNC Pearl: May mask hypoglycaemia symptoms → Beta-blockers blunt the warning signs of low sugar</w:t>
       </w:r>
     </w:p>
     <w:p>
@@ -664,7 +664,7 @@
     </w:p>
     <w:p>
       <w:r>
-        <w:t>Solution: Iron commonly causes constipation.</w:t>
+        <w:t>Solution: ✅ Correct Answer: A. Constipation and dark stools | 🧠 Clinical Rationale: Iron commonly causes constipation. | ❌ Why Not Others? | B — Diarrhoea only: not the appropriate nursing action here | C — Weight loss: Severe vomiting causes dehydration, hypokalaemia, ketosis, and weight loss; IV fluids and antiemetics are n... | D — Bleeding: All anticoagulants raise bleeding risk. | ⚠️ Exam Trap: Read the exact question — the correct fact and its look-alike options are easy to interchange. | 💎 PNC Pearl: Constipation and dark stools → Iron commonly causes constipation</w:t>
       </w:r>
     </w:p>
     <w:p>
@@ -709,7 +709,7 @@
     </w:p>
     <w:p>
       <w:r>
-        <w:t>Solution: ST elevation appears early in STEMI; Q waves indicate established infarction.</w:t>
+        <w:t>Solution: ✅ Correct Answer: A. ST-segment elevation | 🧠 Clinical Rationale: ST elevation appears early in STEMI; Q waves indicate established infarction. | ❌ Why Not Others? | B — T-wave inversion only: not the appropriate nursing action here | C — Q waves: not the appropriate nursing action here | D — Long PR interval: not the appropriate nursing action here | ⚠️ Exam Trap: Read the exact question — the correct fact and its look-alike options are easy to interchange. | 💎 PNC Pearl: ST-segment elevation → ST elevation appears early in STEMI; Q waves indicate established infarction</w:t>
       </w:r>
     </w:p>
     <w:p>
@@ -754,7 +754,7 @@
     </w:p>
     <w:p>
       <w:r>
-        <w:t>Solution: Parboiled or whole grains preserve thiamine.</w:t>
+        <w:t>Solution: ✅ Correct Answer: A. Polished rice diets low in thiamine | 🧠 Clinical Rationale: Parboiled or whole grains preserve thiamine. | ❌ Why Not Others? | B — Wheat diets: not the appropriate nursing action here | C — Milk diets: not the appropriate nursing action here | D — Fish diets: not the appropriate nursing action here | ⚠️ Exam Trap: Read the exact question — the correct fact and its look-alike options are easy to interchange. | 💎 PNC Pearl: Polished rice diets low in thiamine → Parboiled or whole grains preserve thiamine</w:t>
       </w:r>
     </w:p>
     <w:p>
@@ -799,7 +799,7 @@
     </w:p>
     <w:p>
       <w:r>
-        <w:t>Solution: Aldosterone and ADH conserve salt and water.</w:t>
+        <w:t>Solution: ✅ Correct Answer: A. Aldosterone | 🧠 Clinical Rationale: Aldosterone and ADH conserve salt and water. | ❌ Why Not Others? | B — Insulin: Beta cells secrete insulin; alpha cells glucagon. | C — Glucagon: From alpha cells raises blood glucose. | D — Calcitonin: not the appropriate nursing action here | ⚠️ Exam Trap: Read the exact question — the correct fact and its look-alike options are easy to interchange. | 💎 PNC Pearl: Aldosterone → and ADH conserve salt and water</w:t>
       </w:r>
     </w:p>
     <w:p>
@@ -844,7 +844,7 @@
     </w:p>
     <w:p>
       <w:r>
-        <w:t>Solution: Octreotide/vasopressin reduce portal pressure; banding controls bleeding.</w:t>
+        <w:t>Solution: ✅ Correct Answer: A. Octreotide (somatostatin analogue) | 🧠 Clinical Rationale: Octreotide/vasopressin reduce portal pressure; banding controls bleeding. | ❌ Why Not Others? | B — Paracetamol: Hepatotoxicity is dose-dependent; NAC is the antidote. — not the first | C — Antacids: Chelate fluoroquinolones, reducing absorption. — not the first | D — Laxatives: Heat and laxatives can cause perforation; analgesia after surgical evaluation. — not the first | ⚠️ Exam Trap: Read the exact question — the correct fact and its look-alike options are easy to interchange. | 💎 PNC Pearl: Octreotide (somatostatin analogue) = the first</w:t>
       </w:r>
     </w:p>
     <w:p>
@@ -889,7 +889,7 @@
     </w:p>
     <w:p>
       <w:r>
-        <w:t>Solution: Chemoreceptors monitor O2, CO2, and pH.</w:t>
+        <w:t>Solution: ✅ Correct Answer: A. Carotid and aortic bodies | 🧠 Clinical Rationale: Chemoreceptors monitor O2, CO2, and pH. | ❌ Why Not Others? | B — Heart: Heart = Mitral (bicuspid) valve — not the correct location | C — Stomach: NSAIDs cause gastric irritation and bleeding. — not the correct location | D — Skin: Physical barriers (skin, mucosa) form the non-specific first line. — not the correct location | ⚠️ Exam Trap: Read the exact question — the correct fact and its look-alike options are easy to interchange. | 💎 PNC Pearl: Carotid and aortic bodies → Chemoreceptors monitor O2, CO2, and pH</w:t>
       </w:r>
     </w:p>
     <w:p>
@@ -934,7 +934,7 @@
     </w:p>
     <w:p>
       <w:r>
-        <w:t>Solution: Serous cystadenoma is the commonest benign ovarian neoplasm.</w:t>
+        <w:t>Solution: ✅ Correct Answer: A. Serous cystadenoma | 🧠 Clinical Rationale: Serous cystadenoma is the commonest benign ovarian neoplasm. | ❌ Why Not Others? | B — Dysgerminoma: Is the most common malignant germ cell tumour, occurring in adolescents/young women. | C — Choriocarcinoma: Persistent GTN/choriocarcinoma follows molar pregnancy in 5-20% of cases; follow hCG levels. | D — Sertoli tumour: not the appropriate nursing action here | ⚠️ Exam Trap: Read the exact question — the correct fact and its look-alike options are easy to interchange. | 💎 PNC Pearl: Serous cystadenoma → the commonest benign ovarian neoplasm</w:t>
       </w:r>
     </w:p>
     <w:p>
@@ -979,7 +979,7 @@
     </w:p>
     <w:p>
       <w:r>
-        <w:t>Solution: S. aureus causes furuncles, carbuncles, and wound infections.</w:t>
+        <w:t>Solution: ✅ Correct Answer: A. Staphylococcus aureus | 🧠 Clinical Rationale: S. aureus causes furuncles, carbuncles, and wound infections. | ❌ Why Not Others? | B — Streptococcus: Group A strep causes scarlet fever with a strawberry tongue. | C — E. coli: Dominates UTI at all ages. | D — Pseudomonas: Gram-negative organisms dominate nosocomial pneumonia. | ⚠️ Exam Trap: Read the exact question — the correct fact and its look-alike options are easy to interchange. | 💎 PNC Pearl: Staphylococcus aureus → S. aureus causes furuncles, carbuncles, and wound infections</w:t>
       </w:r>
     </w:p>
     <w:p>
@@ -1024,7 +1024,7 @@
     </w:p>
     <w:p>
       <w:r>
-        <w:t>Solution: Neutropenia and thrombocytopenia are serious.</w:t>
+        <w:t>Solution: ✅ Correct Answer: A. Infection, bleeding, and fatigue | 🧠 Clinical Rationale: Neutropenia and thrombocytopenia are serious. | ❌ Why Not Others? | B — Only appetite: not the appropriate nursing action here | C — Only sleep: not the appropriate nursing action here | D — Nothing: Never induce vomiting after hydrocarbon ingestion — aspiration pneumonia risk; obtain urgent care. | ⚠️ Exam Trap: Read the exact question — the correct fact and its look-alike options are easy to interchange. | 💎 PNC Pearl: Infection, bleeding, and fatigue → Neutropenia and thrombocytopenia are serious</w:t>
       </w:r>
     </w:p>
     <w:p>
@@ -1069,7 +1069,7 @@
     </w:p>
     <w:p>
       <w:r>
-        <w:t>Solution: NQAS assesses and grades facilities for improvement.</w:t>
+        <w:t>Solution: ✅ Correct Answer: A. Improving public facility quality | 🧠 Clinical Rationale: NQAS assesses and grades facilities for improvement. | ❌ Why Not Others? | B — Certification only: not the appropriate nursing action here | C — Diet: INH depletes B6; supplement to prevent neuropathy. | D — Climate: NMSA promotes sustainable agriculture. | ⚠️ Exam Trap: Read the exact question — the correct fact and its look-alike options are easy to interchange. | 💎 PNC Pearl: Improving public facility quality → NQAS assesses and grades facilities for improvement</w:t>
       </w:r>
     </w:p>
     <w:p>
@@ -1114,7 +1114,7 @@
     </w:p>
     <w:p>
       <w:r>
-        <w:t>Solution: Projected aids include slides, OHP, films; non-projected include boards, charts, models.</w:t>
+        <w:t>Solution: ✅ Correct Answer: A. PowerPoint/OHP or film projector | 🧠 Clinical Rationale: Projected aids include slides, OHP, films; non-projected include boards, charts, models. | ❌ Why Not Others? | B — Chalkboard: not the appropriate nursing action here | C — Chart: Drain losses are part of fluid balance records. | D — Model: PM SHRI (2022) schools showcase NEP implementation. | ⚠️ Exam Trap: Read the exact question — the correct fact and its look-alike options are easy to interchange. | 💎 PNC Pearl: PowerPoint/OHP or film projector → Projected aids include slides, OHP, films; non-projected include boards, charts, models</w:t>
       </w:r>
     </w:p>
     <w:p>
@@ -1159,7 +1159,7 @@
     </w:p>
     <w:p>
       <w:r>
-        <w:t>Solution: Strict gluten-free diet is the only treatment for celiac disease.</w:t>
+        <w:t>Solution: ✅ Correct Answer: A. Avoid all gluten-containing foods (wheat, barley, rye) | 🧠 Clinical Rationale: Strict gluten-free diet is the only treatment for celiac disease. | ❌ Why Not Others? | B — Eat wheat freely: not the appropriate nursing action here | C — Eat barley: not the appropriate nursing action here | D — Take lactase: not the appropriate nursing action here | ⚠️ Exam Trap: Read the exact question — the correct fact and its look-alike options are easy to interchange. | 💎 PNC Pearl: Avoid all gluten-containing foods (wheat, barley, rye) → Strict gluten-free diet is the only treatment for celiac disease</w:t>
       </w:r>
     </w:p>
     <w:p>
@@ -1204,7 +1204,7 @@
     </w:p>
     <w:p>
       <w:r>
-        <w:t>Solution: Keep NPO, start IV fluids, and prepare for diagnostic/therapeutic air enema.</w:t>
+        <w:t>Solution: ✅ Correct Answer: A. NPO with IV access and prepare for air enema | 🧠 Clinical Rationale: Keep NPO, start IV fluids, and prepare for diagnostic/therapeutic air enema. | ❌ Why Not Others? | B — On a full diet: not the appropriate nursing action here | C — Prone: IHIP provides case-based, real-time disease surveillance. | D — Ambulating: not the appropriate nursing action here | ⚠️ Exam Trap: Read the exact question — the correct fact and its look-alike options are easy to interchange. | 💎 PNC Pearl: NPO with IV access and prepare for air enema → Keep NPO, start IV fluids, and prepare for diagnostic/therapeutic air enema</w:t>
       </w:r>
     </w:p>
     <w:p>
@@ -1249,7 +1249,7 @@
     </w:p>
     <w:p>
       <w:r>
-        <w:t>Solution: MANOVA handles multiple dependent variables.</w:t>
+        <w:t>Solution: ✅ Correct Answer: A. Multivariate Analysis of Variance | 🧠 Clinical Rationale: MANOVA handles multiple dependent variables. | ❌ Why Not Others? | B — Multiple Analysis of Normal Variance: not the appropriate nursing action here | C — Mean Analysis of Variance: not the appropriate nursing action here | D — Modified Analysis of Variance: not the appropriate nursing action here | ⚠️ Exam Trap: Don’t confuse "Multivariate Analysis of Variance" with "Mean Analysis of Variance" — they look alike and are easy to interchange. | 💎 PNC Pearl: Multivariate Analysis of Variance → MANOVA handles multiple dependent variables</w:t>
       </w:r>
     </w:p>
     <w:p>
@@ -1294,7 +1294,7 @@
     </w:p>
     <w:p>
       <w:r>
-        <w:t>Solution: Stage 3: full-thickness loss with visible subcutaneous fat; Stage 4 exposes muscle, bone, or tendon.</w:t>
+        <w:t>Solution: ✅ Correct Answer: A. Stage 3 | 🧠 Clinical Rationale: Stage 3: full-thickness loss with visible subcutaneous fat; Stage 4 exposes muscle, bone, or tendon. | ❌ Why Not Others? | B — Stage 1: not the appropriate nursing action here | C — Stage 2: not the appropriate nursing action here | D — Stage 4: not the appropriate nursing action here | ⚠️ Exam Trap: Read the exact question — the correct fact and its look-alike options are easy to interchange. | 💎 PNC Pearl: Stage 3 → full-thickness loss with visible subcutaneous fat; Stage 4 exposes muscle, bone, or tendon</w:t>
       </w:r>
     </w:p>
     <w:p>
@@ -1339,7 +1339,7 @@
     </w:p>
     <w:p>
       <w:r>
-        <w:t>Solution: Lysosomes break down waste and cellular debris.</w:t>
+        <w:t>Solution: ✅ Correct Answer: A. Digestive system | 🧠 Clinical Rationale: Lysosomes break down waste and cellular debris. | ❌ Why Not Others? | B — Powerhouse: Powerhouse = Mitochondrion | C — Control centre: not the appropriate nursing action here | D — Transport system: not the appropriate nursing action here | ⚠️ Exam Trap: Nicknames/names are easy to interchange — match the exact entity asked in the question. | 💎 PNC Pearl: Digestive system → Lysosomes break down waste and cellular debris</w:t>
       </w:r>
     </w:p>
     <w:p>
@@ -1384,7 +1384,7 @@
     </w:p>
     <w:p>
       <w:r>
-        <w:t>Solution: Choose busy, clean vendors; eat freshly cooked food.</w:t>
+        <w:t>Solution: ✅ Correct Answer: A. Contamination and poor hygiene | 🧠 Clinical Rationale: Choose busy, clean vendors; eat freshly cooked food. | ❌ Why Not Others? | B — Taste: not the appropriate nursing action here | C — Cost: Free services and outreach improve access. | D — Convenience: Convenience = Non-probability sampling | ⚠️ Exam Trap: Read the exact question — the correct fact and its look-alike options are easy to interchange. | 💎 PNC Pearl: Contamination and poor hygiene → Choose busy, clean vendors; eat freshly cooked food</w:t>
       </w:r>
     </w:p>
     <w:p>
@@ -1429,7 +1429,7 @@
     </w:p>
     <w:p>
       <w:r>
-        <w:t>Solution: NPH peaks at 4–10 hours; this timing matters for planning snacks and preventing hypoglycaemia.</w:t>
+        <w:t>Solution: ✅ Correct Answer: A. 4–10 hours after injection | 🧠 Clinical Rationale: NPH peaks at 4–10 hours; this timing matters for planning snacks and preventing hypoglycaemia. | ❌ Why Not Others? | B — 30 minutes: Caffeine and smoking raise BP for about 30 minutes. | C — 12–24 hours only: not the appropriate nursing action here | D — 1 hour: Early initiation (within 1 hour) provides colostrum and reduces newborn death. | ⚠️ Exam Trap: Read the exact question — the correct fact and its look-alike options are easy to interchange. | 💎 PNC Pearl: 4–10 hours after injection → NPH peaks at 4–10 hours; this timing matters for planning snacks and preventing hypoglycaemia</w:t>
       </w:r>
     </w:p>
     <w:p>
@@ -1474,7 +1474,7 @@
     </w:p>
     <w:p>
       <w:r>
-        <w:t>Solution: RR = 1 means the exposure does not change risk.</w:t>
+        <w:t>Solution: ✅ Correct Answer: A. No association between exposure and disease | 🧠 Clinical Rationale: RR = 1 means the exposure does not change risk. | ❌ Why Not Others? | B — Strong protective effect: not the appropriate nursing action here | C — Strong risk effect: not the appropriate nursing action here | D — Causation: Community education and local champions reduce stigma. | ⚠️ Exam Trap: Read the exact question — the correct fact and its look-alike options are easy to interchange. | 💎 PNC Pearl: No association between exposure and disease → RR = 1 means the exposure does not change risk</w:t>
       </w:r>
     </w:p>
     <w:p>
@@ -1519,7 +1519,7 @@
     </w:p>
     <w:p>
       <w:r>
-        <w:t>Solution: Hyperventilation blows off CO2, lowering PaCO2 and raising pH.</w:t>
+        <w:t>Solution: ✅ Correct Answer: A. Hyperventilation | 🧠 Clinical Rationale: Hyperventilation blows off CO2, lowering PaCO2 and raising pH. | ❌ Why Not Others? | B — Hypoventilation: CO2 retention from hypoventilation (COPD, sedatives) raises PaCO2 and lowers pH. | C — COPD: Non-selective beta-blockade constricts airways; they are avoided in asthma. | D — Opioid overdose: not the appropriate nursing action here | ⚠️ Exam Trap: Read the exact question — the correct fact and its look-alike options are easy to interchange. | 💎 PNC Pearl: Hyperventilation → blows off CO2, lowering PaCO2 and raising pH</w:t>
       </w:r>
     </w:p>
     <w:p>
@@ -1564,7 +1564,7 @@
     </w:p>
     <w:p>
       <w:r>
-        <w:t>Solution: Nutrition studies how food nourishes the body and affects health.</w:t>
+        <w:t>Solution: ✅ Correct Answer: A. The science of food and its relation to health and disease | 🧠 Clinical Rationale: Nutrition studies how food nourishes the body and affects health. | ❌ Why Not Others? | B — Eating only: not the appropriate nursing action here | C — Cooking: Cook thoroughly, refrigerate promptly, and reheat well. | D — Dieting: Promote healthy body image and balanced eating. | ⚠️ Exam Trap: Read the exact question — the correct fact and its look-alike options are easy to interchange. | 💎 PNC Pearl: The science of food and its relation to health and disease → Nutrition studies how food nourishes the body and affects health</w:t>
       </w:r>
     </w:p>
     <w:p>
@@ -1609,7 +1609,7 @@
     </w:p>
     <w:p>
       <w:r>
-        <w:t>Solution: Aminoglycosides are nephrotoxic.</w:t>
+        <w:t>Solution: ✅ Correct Answer: A. Aminoglycosides | 🧠 Clinical Rationale: Aminoglycosides are nephrotoxic. | ❌ Why Not Others? | B — Paracetamol: Hepatotoxicity is dose-dependent; NAC is the antidote. | C — Antacids: Chelate fluoroquinolones, reducing absorption. | D — Vitamins: Fortified salt, wheat, rice, and oil address hidden hunger. | ⚠️ Exam Trap: Read the exact question — the correct fact and its look-alike options are easy to interchange. | 💎 PNC Pearl: Aminoglycosides → nephrotoxic</w:t>
       </w:r>
     </w:p>
     <w:p>
@@ -1654,7 +1654,7 @@
     </w:p>
     <w:p>
       <w:r>
-        <w:t>Solution: Balance questions with listening.</w:t>
+        <w:t>Solution: ✅ Correct Answer: A. Interrogation blocking disclosure | 🧠 Clinical Rationale: Balance questions with listening. | ❌ Why Not Others? | B — Thoroughness: not the appropriate nursing action here | C — Diet: INH depletes B6; supplement to prevent neuropathy. | D — Exercise: Calcium, vitamin D, and fall prevention maintain bone health. | ⚠️ Exam Trap: Read the exact question — the correct fact and its look-alike options are easy to interchange. | 💎 PNC Pearl: Interrogation blocking disclosure → Balance questions with listening</w:t>
       </w:r>
     </w:p>
     <w:p>
@@ -1699,7 +1699,7 @@
     </w:p>
     <w:p>
       <w:r>
-        <w:t>Solution: Impaired sensation increases burn risk.</w:t>
+        <w:t>Solution: ✅ Correct Answer: A. An unconscious or diabetic patient | 🧠 Clinical Rationale: Impaired sensation increases burn risk. | ❌ Why Not Others? | B — A healthy adult: not the appropriate nursing action here | C — A young athlete: not the appropriate nursing action here | D — A visitor: not the appropriate nursing action here | ⚠️ Exam Trap: Read the exact question — the correct fact and its look-alike options are easy to interchange. | 💎 PNC Pearl: An unconscious or diabetic patient → Impaired sensation increases burn risk</w:t>
       </w:r>
     </w:p>
     <w:p>
@@ -1744,7 +1744,7 @@
     </w:p>
     <w:p>
       <w:r>
-        <w:t>Solution: Granulation fills healing wounds.</w:t>
+        <w:t>Solution: ✅ Correct Answer: A. New capillaries, fibroblasts, and collagen | 🧠 Clinical Rationale: Granulation fills healing wounds. | ❌ Why Not Others? | B — Red cells: The spleen filters blood and stores platelets. | C — Keratin: not the appropriate nursing action here | D — Bone: Bone = Osteoblast | ⚠️ Exam Trap: Read the exact question — the correct fact and its look-alike options are easy to interchange. | 💎 PNC Pearl: New capillaries, fibroblasts, and collagen → Granulation fills healing wounds</w:t>
       </w:r>
     </w:p>
     <w:p>
@@ -1789,7 +1789,7 @@
     </w:p>
     <w:p>
       <w:r>
-        <w:t>Solution: Iron-folate supplementation is routine in pregnancy.</w:t>
+        <w:t>Solution: ✅ Correct Answer: A. Iron deficiency | 🧠 Clinical Rationale: Iron-folate supplementation is routine in pregnancy. | ❌ Why Not Others? | B — B12 deficiency: Screen B12, TSH, and medications in every dementia workup. | C — Folate excess: not the appropriate nursing action here | D — Haemochromatosis: Excess iron deposits in organs causing damage. | ⚠️ Exam Trap: Read the exact question — the correct fact and its look-alike options are easy to interchange. | 💎 PNC Pearl: Iron deficiency → Iron-folate supplementation is routine in pregnancy</w:t>
       </w:r>
     </w:p>
     <w:p>
@@ -1834,7 +1834,7 @@
     </w:p>
     <w:p>
       <w:r>
-        <w:t>Solution: Theophylline is therapeutic at 10–20 mcg/ml.</w:t>
+        <w:t>Solution: ✅ Correct Answer: A. 10–20 mcg/ml | 🧠 Clinical Rationale: Theophylline is therapeutic at 10–20 mcg/ml. | ❌ Why Not Others? | B — 1–2 mcg/ml: not the appropriate nursing action here | C — 50–100 mcg/ml: not the appropriate nursing action here | D — 0.5–1 mcg/ml: not the appropriate nursing action here | ⚠️ Exam Trap: Read the exact question — the correct fact and its look-alike options are easy to interchange. | 💎 PNC Pearl: Theophylline is therapeutic at 10–20 mcg/ml.</w:t>
       </w:r>
     </w:p>
     <w:p>
@@ -1879,7 +1879,7 @@
     </w:p>
     <w:p>
       <w:r>
-        <w:t>Solution: Progesterone supplementation and cerclage prevent recurrence in at-risk women.</w:t>
+        <w:t>Solution: ✅ Correct Answer: A. Antenatal care, progesterone, and cervical cerclage in selected cases | 🧠 Clinical Rationale: Progesterone supplementation and cerclage prevent recurrence in at-risk women. | ❌ Why Not Others? | B — Bed rest always: not the appropriate nursing action here | C — Antibiotics always: not the appropriate nursing action here | D — Diet: INH depletes B6; supplement to prevent neuropathy. | ⚠️ Exam Trap: Read the exact question — the correct fact and its look-alike options are easy to interchange. | 💎 PNC Pearl: Antenatal care, progesterone, and cervical cerclage in selected cases → Progesterone supplementation and cerclage prevent recurrence in at-risk women</w:t>
       </w:r>
     </w:p>
     <w:p>
@@ -1924,7 +1924,7 @@
     </w:p>
     <w:p>
       <w:r>
-        <w:t>Solution: Postpartum psychosis is an emergency with delusions, confusion, and risk of harm.</w:t>
+        <w:t>Solution: ✅ Correct Answer: A. Severe mood disorder, often bipolar | 🧠 Clinical Rationale: Postpartum psychosis is an emergency with delusions, confusion, and risk of harm. | ❌ Why Not Others? | B — Normal hormonal change: not the appropriate nursing action here | C — Diet: INH depletes B6; supplement to prevent neuropathy. | D — Exercise: Calcium, vitamin D, and fall prevention maintain bone health. | ⚠️ Exam Trap: Read the exact question — the correct fact and its look-alike options are easy to interchange. | 💎 PNC Pearl: Severe mood disorder, often bipolar → Postpartum psychosis is an emergency with delusions, confusion, and risk of harm</w:t>
       </w:r>
     </w:p>
     <w:p>
@@ -1969,7 +1969,7 @@
     </w:p>
     <w:p>
       <w:r>
-        <w:t>Solution: Persistent nodes need TB and malignancy workup.</w:t>
+        <w:t>Solution: ✅ Correct Answer: A. Infections (EBV, TB, bacterial) | 🧠 Clinical Rationale: Persistent nodes need TB and malignancy workup. | ❌ Why Not Others? | B — Cancer always: not the appropriate nursing action here | C — Diet: INH depletes B6; supplement to prevent neuropathy. | D — Exercise: Calcium, vitamin D, and fall prevention maintain bone health. | ⚠️ Exam Trap: Read the exact question — the correct fact and its look-alike options are easy to interchange. | 💎 PNC Pearl: Infections (EBV, TB, bacterial) → Persistent nodes need TB and malignancy workup</w:t>
       </w:r>
     </w:p>
     <w:p>
@@ -2014,7 +2014,7 @@
     </w:p>
     <w:p>
       <w:r>
-        <w:t>Solution: Chemical and biological indicators confirm sterilization.</w:t>
+        <w:t>Solution: ✅ Correct Answer: A. Autoclave tape and biological indicators | 🧠 Clinical Rationale: Chemical and biological indicators confirm sterilization. | ❌ Why Not Others? | B — Smell: Olfaction detects odours in the nasal cavity. | C — Colour of instruments: not the appropriate nursing action here | D — Time only: not the appropriate nursing action here | ⚠️ Exam Trap: Read the exact question — the correct fact and its look-alike options are easy to interchange. | 💎 PNC Pearl: Autoclave tape and biological indicators → Chemical and biological indicators confirm sterilization</w:t>
       </w:r>
     </w:p>
     <w:p>
@@ -2059,7 +2059,7 @@
     </w:p>
     <w:p>
       <w:r>
-        <w:t>Solution: Cyanotic heart disease needs urgent evaluation and prostaglandin if duct-dependent.</w:t>
+        <w:t>Solution: ✅ Correct Answer: A. Congenital heart disease (TGA, TOF) | 🧠 Clinical Rationale: Cyanotic heart disease needs urgent evaluation and prostaglandin if duct-dependent. | ❌ Why Not Others? | B — Benign murmur: not the appropriate nursing action here | C — Anaemia: Affects more than half of pregnant women in India. | D — Dehydration: Depressed fontanelle with poor skin turgor indicates dehydration. | ⚠️ Exam Trap: Read the exact question — the correct fact and its look-alike options are easy to interchange. | 💎 PNC Pearl: Congenital heart disease (TGA, TOF) → Cyanotic heart disease needs urgent evaluation and prostaglandin if duct-dependent</w:t>
       </w:r>
     </w:p>
     <w:p>
@@ -2104,7 +2104,7 @@
     </w:p>
     <w:p>
       <w:r>
-        <w:t>Solution: Repression pushes memories out of awareness.</w:t>
+        <w:t>Solution: ✅ Correct Answer: A. Repression | 🧠 Clinical Rationale: Repression pushes memories out of awareness. | ❌ Why Not Others? | B — Suppression: Is deliberate; repression is automatic. | C — Denial: Blocks awareness of painful facts. | D — Rationalization: Excuses behaviour with 'good' reasons. | ⚠️ Exam Trap: Read the exact question — the correct fact and its look-alike options are easy to interchange. | 💎 PNC Pearl: Repression → pushes memories out of awareness</w:t>
       </w:r>
     </w:p>
     <w:p>
@@ -2149,7 +2149,7 @@
     </w:p>
     <w:p>
       <w:r>
-        <w:t>Solution: Rheumatic fever follows untreated strep throat, causing carditis, arthritis, and chorea.</w:t>
+        <w:t>Solution: ✅ Correct Answer: A. Group A streptococcal pharyngitis | 🧠 Clinical Rationale: Rheumatic fever follows untreated strep throat, causing carditis, arthritis, and chorea. | ❌ Why Not Others? | B — Staphylococcal infection: not the appropriate nursing action here | C — Viral infection: Most pericarditis is idiopathic or viral; TB is an important cause in India. | D — Diet: INH depletes B6; supplement to prevent neuropathy. | ⚠️ Exam Trap: Read the exact question — the correct fact and its look-alike options are easy to interchange. | 💎 PNC Pearl: Group A streptococcal pharyngitis → Rheumatic fever follows untreated strep throat, causing carditis, arthritis, and chorea</w:t>
       </w:r>
     </w:p>
     <w:p>
@@ -2194,7 +2194,7 @@
     </w:p>
     <w:p>
       <w:r>
-        <w:t>Solution: Prevent injuries, treat early, and rehabilitate.</w:t>
+        <w:t>Solution: ✅ Correct Answer: A. Primary prevention of accidents and disease | 🧠 Clinical Rationale: Prevent injuries, treat early, and rehabilitate. | ❌ Why Not Others? | B — Surgery: Metformin risks lactic acidosis in renal failure and contrast procedures. | C — Diet: INH depletes B6; supplement to prevent neuropathy. | D — Climate: NMSA promotes sustainable agriculture. | ⚠️ Exam Trap: Read the exact question — the correct fact and its look-alike options are easy to interchange. | 💎 PNC Pearl: Primary prevention of accidents and disease → Prevent injuries, treat early, and rehabilitate</w:t>
       </w:r>
     </w:p>
     <w:p>
@@ -2239,7 +2239,7 @@
     </w:p>
     <w:p>
       <w:r>
-        <w:t>Solution: Rule of 15: 15 g carbohydrate, recheck glucose in 15 minutes, repeat if still low.</w:t>
+        <w:t>Solution: ✅ Correct Answer: A. Giving 15 g of fast-acting carbohydrate (e.g., glucose tablets, juice) | 🧠 Clinical Rationale: Rule of 15: 15 g carbohydrate, recheck glucose in 15 minutes, repeat if still low. | ❌ Why Not Others? | B — Giving insulin: Insulin and fluids correct ketoacidosis. | C — Withholding all food: not the appropriate nursing action here | D — Encouraging exercise: not the appropriate nursing action here | ⚠️ Exam Trap: Read the exact question — the correct fact and its look-alike options are easy to interchange. | 💎 PNC Pearl: Giving 15 g of fast-acting carbohydrate (e.g., glucose tablets, juice) → Rule of 15: 15 g carbohydrate, recheck glucose in 15 minutes, repeat if still low</w:t>
       </w:r>
     </w:p>
     <w:p>
@@ -2284,7 +2284,7 @@
     </w:p>
     <w:p>
       <w:r>
-        <w:t>Solution: Two-identifier checks prevent errors.</w:t>
+        <w:t>Solution: ✅ Correct Answer: A. Every medication and procedure | 🧠 Clinical Rationale: Two-identifier checks prevent errors. | ❌ Why Not Others? | B — Only surgery: not the appropriate nursing action here | C — Only at admission: not the appropriate nursing action here | D — Never: Crushing SR/ER tablets causes dose dumping. | ⚠️ Exam Trap: Read the exact question — the correct fact and its look-alike options are easy to interchange. | 💎 PNC Pearl: Every medication and procedure → Two-identifier checks prevent errors</w:t>
       </w:r>
     </w:p>
     <w:p>
@@ -2329,7 +2329,7 @@
     </w:p>
     <w:p>
       <w:r>
-        <w:t>Solution: Calcium inhibits iron uptake.</w:t>
+        <w:t>Solution: ✅ Correct Answer: A. Calcium interferes with iron absorption | 🧠 Clinical Rationale: Calcium inhibits iron uptake. | ❌ Why Not Others? | B — They react dangerously: not the appropriate nursing action here | C — They are identical: not the appropriate nursing action here | D — They cause sleep: not the appropriate nursing action here | ⚠️ Exam Trap: Read the exact question — the correct fact and its look-alike options are easy to interchange. | 💎 PNC Pearl: Calcium interferes with iron absorption → Calcium inhibits iron uptake</w:t>
       </w:r>
     </w:p>
     <w:p>
@@ -2374,7 +2374,7 @@
     </w:p>
     <w:p>
       <w:r>
-        <w:t>Solution: Disorganization correlates with crime and anomie.</w:t>
+        <w:t>Solution: ✅ Correct Answer: A. Weakening of social bonds and norms in a community | 🧠 Clinical Rationale: Disorganization correlates with crime and anomie. | ❌ Why Not Others? | B — Strong institutions: not the appropriate nursing action here | C — Economic growth: A large working-age share can boost growth with education and jobs. | D — Education: SAMBHAV integrates entitlements under one digital platform. | ⚠️ Exam Trap: Read the exact question — the correct fact and its look-alike options are easy to interchange. | 💎 PNC Pearl: Weakening of social bonds and norms in a community → Disorganization correlates with crime and anomie</w:t>
       </w:r>
     </w:p>
     <w:p>
@@ -2419,7 +2419,7 @@
     </w:p>
     <w:p>
       <w:r>
-        <w:t>Solution: O negative RBCs lack A, B, and Rh antigens, so they can be given to virtually everyone.</w:t>
+        <w:t>Solution: ✅ Correct Answer: A. O negative | 🧠 Clinical Rationale: O negative RBCs lack A, B, and Rh antigens, so they can be given to virtually everyone. | ❌ Why Not Others? | B — AB positive: Can receive all types. | C — O positive: Is the most common group in India. | D — A negative: Airborne precautions (TB, measles) need N95 and negative pressure. | ⚠️ Exam Trap: Read the exact question — the correct fact and its look-alike options are easy to interchange. | 💎 PNC Pearl: O negative → RBCs lack A, B, and Rh antigens, so they can be given to virtually everyone</w:t>
       </w:r>
     </w:p>
     <w:p>
@@ -2464,7 +2464,7 @@
     </w:p>
     <w:p>
       <w:r>
-        <w:t>Solution: Thiazides cause photosensitivity and electrolyte loss.</w:t>
+        <w:t>Solution: ✅ Correct Answer: A. Protect skin from sun and report muscle cramps | 🧠 Clinical Rationale: Thiazides cause photosensitivity and electrolyte loss. | ❌ Why Not Others? | B — Take at bedtime: not the appropriate nursing action here | C — Double the dose: not the appropriate nursing action here | D — Avoid water: not the appropriate nursing action here | ⚠️ Exam Trap: Read the exact question — the correct fact and its look-alike options are easy to interchange. | 💎 PNC Pearl: Protect skin from sun and report muscle cramps → Thiazides cause photosensitivity and electrolyte loss</w:t>
       </w:r>
     </w:p>
     <w:p>
@@ -2509,7 +2509,7 @@
     </w:p>
     <w:p>
       <w:r>
-        <w:t>Solution: Undernutrition plus rising obesity forms the double burden.</w:t>
+        <w:t>Solution: ✅ Correct Answer: A. Protein-energy malnutrition and micronutrient deficiencies | 🧠 Clinical Rationale: Undernutrition plus rising obesity forms the double burden. | ❌ Why Not Others? | B — Obesity only: not the appropriate nursing action here | C — Vitamin toxicity: not the appropriate nursing action here | D — Osteoporosis only: not the appropriate nursing action here | ⚠️ Exam Trap: Read the exact question — the correct fact and its look-alike options are easy to interchange. | 💎 PNC Pearl: Protein-energy malnutrition and micronutrient deficiencies → Undernutrition plus rising obesity forms the double burden</w:t>
       </w:r>
     </w:p>
     <w:p>
@@ -2554,7 +2554,7 @@
     </w:p>
     <w:p>
       <w:r>
-        <w:t>Solution: Lifestyle changes lower blood pressure.</w:t>
+        <w:t>Solution: ✅ Correct Answer: A. Reduce salt, alcohol, and maintain a healthy weight | 🧠 Clinical Rationale: Lifestyle changes lower blood pressure. | ❌ Why Not Others? | B — Eat salty food: not the appropriate nursing action here | C — Drink alcohol freely: not the appropriate nursing action here | D — Avoid exercise: not the appropriate nursing action here | ⚠️ Exam Trap: Read the exact question — the correct fact and its look-alike options are easy to interchange. | 💎 PNC Pearl: Reduce salt, alcohol, and maintain a healthy weight → Lifestyle changes lower blood pressure</w:t>
       </w:r>
     </w:p>
     <w:p>
@@ -2599,7 +2599,7 @@
     </w:p>
     <w:p>
       <w:r>
-        <w:t>Solution: Demography studies size, structure, and distribution of populations.</w:t>
+        <w:t>Solution: ✅ Correct Answer: A. The statistical study of populations | 🧠 Clinical Rationale: Demography studies size, structure, and distribution of populations. | ❌ Why Not Others? | B — The study of democracy: not the appropriate nursing action here | C — Geography: not the appropriate nursing action here | D — Genetics: Diet and heredity drive LDL; statins and lifestyle lower it. | ⚠️ Exam Trap: Don’t confuse "The statistical study of populations" with "The study of democracy" — they look alike and are easy to interchange. | 💎 PNC Pearl: The statistical study of populations → Demography studies size, structure, and distribution of populations</w:t>
       </w:r>
     </w:p>
     <w:p>
@@ -2644,7 +2644,7 @@
     </w:p>
     <w:p>
       <w:r>
-        <w:t>Solution: Lifelong learning updates skills in a fast-moving field.</w:t>
+        <w:t>Solution: ✅ Correct Answer: A. Keeping practice current and evidence-based | 🧠 Clinical Rationale: Lifelong learning updates skills in a fast-moving field. | ❌ Why Not Others? | B — Compliance only: not the appropriate nursing action here | C — Diet: INH depletes B6; supplement to prevent neuropathy. | D — Exercise: Calcium, vitamin D, and fall prevention maintain bone health. | ⚠️ Exam Trap: Read the exact question — the correct fact and its look-alike options are easy to interchange. | 💎 PNC Pearl: Keeping practice current and evidence-based → Lifelong learning updates skills in a fast-moving field</w:t>
       </w:r>
     </w:p>
     <w:p>
@@ -2689,7 +2689,7 @@
     </w:p>
     <w:p>
       <w:r>
-        <w:t>Solution: Early syncope is usually benign; exclude ectopic if painful or with bleeding.</w:t>
+        <w:t>Solution: ✅ Correct Answer: A. Vasovagal response to hormonal changes | 🧠 Clinical Rationale: Early syncope is usually benign; exclude ectopic if painful or with bleeding. | ❌ Why Not Others? | B — Ectopic always: not the appropriate nursing action here | C — Diet: INH depletes B6; supplement to prevent neuropathy. | D — Exercise: Calcium, vitamin D, and fall prevention maintain bone health. | ⚠️ Exam Trap: Read the exact question — the correct fact and its look-alike options are easy to interchange. | 💎 PNC Pearl: Vasovagal response to hormonal changes → Early syncope is usually benign; exclude ectopic if painful or with bleeding</w:t>
       </w:r>
     </w:p>
     <w:p>
@@ -2734,7 +2734,7 @@
     </w:p>
     <w:p>
       <w:r>
-        <w:t>Solution: INH causes peripheral neuropathy by depleting B6; pyridoxine prevents it.</w:t>
+        <w:t>Solution: ✅ Correct Answer: A. Peripheral neuropathy | 🧠 Clinical Rationale: INH causes peripheral neuropathy by depleting B6; pyridoxine prevents it. | ❌ Why Not Others? | B — Orange urine: not the appropriate nursing action here | C — Red-green colour blindness: not the appropriate nursing action here | D — Hypoglycaemia: Insulin secretagogues cause hypoglycaemia, especially with missed meals or renal impairment. | ⚠️ Exam Trap: Read the exact question — the correct fact and its look-alike options are easy to interchange. | 💎 PNC Pearl: INH causes peripheral neuropathy by depleting B6; pyridoxine prevents it.</w:t>
       </w:r>
     </w:p>
     <w:p>
@@ -2779,7 +2779,7 @@
     </w:p>
     <w:p>
       <w:r>
-        <w:t>Solution: Adults need about 2-2.5 litres of fluid daily.</w:t>
+        <w:t>Solution: ✅ Correct Answer: A. 2,000-2,500 ml | 🧠 Clinical Rationale: Adults need about 2-2.5 litres of fluid daily. | ❌ Why Not Others? | B — 500 ml: Tidal volume averages about 500 ml. | C — 5,000 ml: not the appropriate nursing action here | D — 10,000 ml: not the appropriate nursing action here | ⚠️ Exam Trap: Don’t confuse "2,000-2,500 ml" with "500 ml" — they look alike and are easy to interchange. | 💎 PNC Pearl: 2,000-2,500 ml → Adults need about 2-2.5 litres of fluid daily</w:t>
       </w:r>
     </w:p>
     <w:p>
@@ -2824,7 +2824,7 @@
     </w:p>
     <w:p>
       <w:r>
-        <w:t>Solution: Angled positioning eases the transfer.</w:t>
+        <w:t>Solution: ✅ Correct Answer: A. At a 45° angle to the bed | 🧠 Clinical Rationale: Angled positioning eases the transfer. | ❌ Why Not Others? | B — Facing away: not the appropriate nursing action here | C — Under the bed: not the appropriate nursing action here | D — Anywhere: ONORC enables nationwide portability. | ⚠️ Exam Trap: Don’t confuse "At a 45° angle to the bed" with "Under the bed" — they look alike and are easy to interchange. | 💎 PNC Pearl: At a 45° angle to the bed → Angled positioning eases the transfer</w:t>
       </w:r>
     </w:p>
     <w:p>
@@ -2869,7 +2869,7 @@
     </w:p>
     <w:p>
       <w:r>
-        <w:t>Solution: Liver and skin regenerate well; neurons poorly.</w:t>
+        <w:t>Solution: ✅ Correct Answer: A. The liver and skin | 🧠 Clinical Rationale: Liver and skin regenerate well; neurons poorly. | ❌ Why Not Others? | B — Cardiac muscle: not the appropriate nursing action here | C — Nervous tissue: Neurons in nervous tissue transmit electrical signals. | D — Bone always: not the appropriate nursing action here | ⚠️ Exam Trap: Read the exact question — the correct fact and its look-alike options are easy to interchange. | 💎 PNC Pearl: The liver and skin → Liver and skin regenerate well; neurons poorly</w:t>
       </w:r>
     </w:p>
     <w:p>
@@ -2914,7 +2914,7 @@
     </w:p>
     <w:p>
       <w:r>
-        <w:t>Solution: A thready pulse is weak and thin.</w:t>
+        <w:t>Solution: ✅ Correct Answer: A. Weak and difficult to palpate | 🧠 Clinical Rationale: A thready pulse is weak and thin. | ❌ Why Not Others? | B — Strong and bounding: not the appropriate nursing action here | C — Normal: Grief differs from complicated grief; support and allow expression. | D — Irregular: POPs cause irregular bleeding; take at the same time daily and use back-up for missed pills. | ⚠️ Exam Trap: Read the exact question — the correct fact and its look-alike options are easy to interchange. | 💎 PNC Pearl: Weak and difficult to palpate → A thready pulse is weak and thin</w:t>
       </w:r>
     </w:p>
     <w:p>
@@ -2959,7 +2959,7 @@
     </w:p>
     <w:p>
       <w:r>
-        <w:t>Solution: Explore options rather than prescribing.</w:t>
+        <w:t>Solution: ✅ Correct Answer: A. Undermining autonomy | 🧠 Clinical Rationale: Explore options rather than prescribing. | ❌ Why Not Others? | B — Help: Immediate resuscitation and uterotonics manage PPH. | C — Diet: INH depletes B6; supplement to prevent neuropathy. | D — Exercise: Calcium, vitamin D, and fall prevention maintain bone health. | ⚠️ Exam Trap: Read the exact question — the correct fact and its look-alike options are easy to interchange. | 💎 PNC Pearl: Undermining autonomy → Explore options rather than prescribing</w:t>
       </w:r>
     </w:p>
     <w:p>
@@ -3004,7 +3004,7 @@
     </w:p>
     <w:p>
       <w:r>
-        <w:t>Solution: Excess protein worsens hepatic encephalopathy.</w:t>
+        <w:t>Solution: ✅ Correct Answer: A. Hepatic encephalopathy | 🧠 Clinical Rationale: Excess protein worsens hepatic encephalopathy. | ❌ Why Not Others? | B — Fracture: Osteoporotic fragility most commonly causes hip, wrist, and vertebral fractures. | C — Anaemia: Affects more than half of pregnant women in India. | D — Cataract: Is the leading cause; NPB free surgery restores sight. | ⚠️ Exam Trap: Read the exact question — the correct fact and its look-alike options are easy to interchange. | 💎 PNC Pearl: Hepatic encephalopathy → Excess protein worsens</w:t>
       </w:r>
     </w:p>
     <w:p>
@@ -3049,7 +3049,7 @@
     </w:p>
     <w:p>
       <w:r>
-        <w:t>Solution: DSM-5 groups personality disorders into clusters A, B, and C.</w:t>
+        <w:t>Solution: ✅ Correct Answer: A. Cluster A (odd), B (dramatic), C (anxious) | 🧠 Clinical Rationale: DSM-5 groups personality disorders into clusters A, B, and C. | ❌ Why Not Others? | B — Single type only: not the appropriate nursing action here | C — Diet: INH depletes B6; supplement to prevent neuropathy. | D — Exercise: Calcium, vitamin D, and fall prevention maintain bone health. | ⚠️ Exam Trap: Read the exact question — the correct fact and its look-alike options are easy to interchange. | 💎 PNC Pearl: Cluster A (odd), B (dramatic), C (anxious) → DSM-5 groups personality disorders into clusters A, B, and C</w:t>
       </w:r>
     </w:p>
     <w:p>
@@ -3094,7 +3094,7 @@
     </w:p>
     <w:p>
       <w:r>
-        <w:t>Solution: Supervision guides, teaches, and evaluates to maintain quality.</w:t>
+        <w:t>Solution: ✅ Correct Answer: A. Supporting staff and ensuring care standards | 🧠 Clinical Rationale: Supervision guides, teaches, and evaluates to maintain quality. | ❌ Why Not Others? | B — Spying on staff: not the appropriate nursing action here | C — Reducing staff: not the appropriate nursing action here | D — Increasing workload: not the appropriate nursing action here | ⚠️ Exam Trap: Read the exact question — the correct fact and its look-alike options are easy to interchange. | 💎 PNC Pearl: Supporting staff and ensuring care standards → Supervision guides, teaches, and evaluates to maintain quality</w:t>
       </w:r>
     </w:p>
     <w:p>
@@ -3139,7 +3139,7 @@
     </w:p>
     <w:p>
       <w:r>
-        <w:t>Solution: Limit sugary drinks, brush with fluoride toothpaste.</w:t>
+        <w:t>Solution: ✅ Correct Answer: A. Frequent sugar and poor hygiene | 🧠 Clinical Rationale: Limit sugary drinks, brush with fluoride toothpaste. | ❌ Why Not Others? | B — Fluoride excess always: not the appropriate nursing action here | C — Diet always: not the appropriate nursing action here | D — Trauma: Birth trauma, episiotomy pain, and epidurals impair bladder sensation; monitor voiding closely. | ⚠️ Exam Trap: Read the exact question — the correct fact and its look-alike options are easy to interchange. | 💎 PNC Pearl: Frequent sugar and poor hygiene → Limit sugary drinks, brush with fluoride toothpaste</w:t>
       </w:r>
     </w:p>
     <w:p>
@@ -3184,7 +3184,7 @@
     </w:p>
     <w:p>
       <w:r>
-        <w:t>Solution: Detect swelling and coolness early; restart at another site.</w:t>
+        <w:t>Solution: ✅ Correct Answer: A. Cannula displacement from the vein | 🧠 Clinical Rationale: Detect swelling and coolness early; restart at another site. | ❌ Why Not Others? | B — Fluid choice: not the appropriate nursing action here | C — Tubing length: not the appropriate nursing action here | D — Drip rate: not the appropriate nursing action here | ⚠️ Exam Trap: Read the exact question — the correct fact and its look-alike options are easy to interchange. | 💎 PNC Pearl: Cannula displacement from the vein → Detect swelling and coolness early; restart at another site</w:t>
       </w:r>
     </w:p>
     <w:p>
@@ -3229,7 +3229,7 @@
     </w:p>
     <w:p>
       <w:r>
-        <w:t>Solution: Intercostal muscles assist breathing.</w:t>
+        <w:t>Solution: ✅ Correct Answer: A. External intercostals | 🧠 Clinical Rationale: Intercostal muscles assist breathing. | ❌ Why Not Others? | B — Biceps: Biceps = Flexion of the elbow | C — Deltoid: not the appropriate nursing action here | D — Gluteus: The gluteus maximus is the largest muscle by volume. | ⚠️ Exam Trap: Read the exact question — the correct fact and its look-alike options are easy to interchange. | 💎 PNC Pearl: External intercostals → Intercostal muscles assist breathing</w:t>
       </w:r>
     </w:p>
     <w:p>
@@ -3274,7 +3274,7 @@
     </w:p>
     <w:p>
       <w:r>
-        <w:t>Solution: ANOVA extends the t-test to multiple groups.</w:t>
+        <w:t>Solution: ✅ Correct Answer: A. Compare means of three or more groups | 🧠 Clinical Rationale: ANOVA extends the t-test to multiple groups. | ❌ Why Not Others? | B — Compare two groups only: not the appropriate nursing action here | C — Test association: Chi-square compares observed and expected frequencies. | D — Measure correlation: not the appropriate nursing action here | ⚠️ Exam Trap: Don’t confuse "Compare means of three or more groups" with "Compare two groups only" — they look alike and are easy to interchange. | 💎 PNC Pearl: Compare means of three or more groups → ANOVA extends the t-test to multiple groups</w:t>
       </w:r>
     </w:p>
     <w:p>
@@ -3319,7 +3319,7 @@
     </w:p>
     <w:p>
       <w:r>
-        <w:t>Solution: TB is the commonest AIDS-defining condition in India.</w:t>
+        <w:t>Solution: ✅ Correct Answer: A. Tuberculosis | 🧠 Clinical Rationale: TB is the commonest AIDS-defining condition in India. | ❌ Why Not Others? | B — Kaposi sarcoma: not the appropriate nursing action here | C — Lymphoma: Burkitt lymphoma is linked to EBV and malaria in endemic areas. | D — Dementia: Visual hallucinations with confusion suggest delirium or Lewy body disease. | ⚠️ Exam Trap: Read the exact question — the correct fact and its look-alike options are easy to interchange. | 💎 PNC Pearl: Tuberculosis → TB is the commonest AIDS-defining condition in India</w:t>
       </w:r>
     </w:p>
     <w:p>
@@ -3364,7 +3364,7 @@
     </w:p>
     <w:p>
       <w:r>
-        <w:t>Solution: The outer 2.5 cm border of a sterile field is considered contaminated.</w:t>
+        <w:t>Solution: ✅ Correct Answer: A. Contaminated and should not be touched | 🧠 Clinical Rationale: The outer 2.5 cm border of a sterile field is considered contaminated. | ❌ Why Not Others? | B — Sterile: Technique prevents wound infection. | C — Safe for instruments: not the appropriate nursing action here | D — The working area: not the appropriate nursing action here | ⚠️ Exam Trap: Read the exact question — the correct fact and its look-alike options are easy to interchange. | 💎 PNC Pearl: Contaminated and should not be touched → The outer 2.5 cm border of a sterile field is considered contaminated</w:t>
       </w:r>
     </w:p>
     <w:p>
@@ -3409,7 +3409,7 @@
     </w:p>
     <w:p>
       <w:r>
-        <w:t>Solution: Elevate legs to restore cerebral blood flow.</w:t>
+        <w:t>Solution: ✅ Correct Answer: A. Lying flat with legs elevated | 🧠 Clinical Rationale: Elevate legs to restore cerebral blood flow. | ❌ Why Not Others? | B — Sitting up quickly: not the first aid | C — Diet: INH depletes B6; supplement to prevent neuropathy. — not the first aid | D — Climate: NMSA promotes sustainable agriculture. — not the first aid | ⚠️ Exam Trap: Read the exact question — the correct fact and its look-alike options are easy to interchange. | 💎 PNC Pearl: Lying flat with legs elevated = the first aid</w:t>
       </w:r>
     </w:p>
     <w:p>
@@ -3454,7 +3454,7 @@
     </w:p>
     <w:p>
       <w:r>
-        <w:t>Solution: Address anxiety, involve school, and return gradually.</w:t>
+        <w:t>Solution: ✅ Correct Answer: A. Separation anxiety and bullying | 🧠 Clinical Rationale: Address anxiety, involve school, and return gradually. | ❌ Why Not Others? | B — Laziness always: not the appropriate nursing action here | C — Diet: INH depletes B6; supplement to prevent neuropathy. | D — Exercise: Calcium, vitamin D, and fall prevention maintain bone health. | ⚠️ Exam Trap: Read the exact question — the correct fact and its look-alike options are easy to interchange. | 💎 PNC Pearl: Separation anxiety and bullying → Address anxiety, involve school, and return gradually</w:t>
       </w:r>
     </w:p>
     <w:p>
@@ -3499,7 +3499,7 @@
     </w:p>
     <w:p>
       <w:r>
-        <w:t>Solution: Community support and day care prevent institutionalization.</w:t>
+        <w:t>Solution: ✅ Correct Answer: A. Lack of family support and severe disability | 🧠 Clinical Rationale: Community support and day care prevent institutionalization. | ❌ Why Not Others? | B — Choice alone: not the appropriate nursing action here | C — Diet: INH depletes B6; supplement to prevent neuropathy. | D — Exercise: Calcium, vitamin D, and fall prevention maintain bone health. | ⚠️ Exam Trap: Read the exact question — the correct fact and its look-alike options are easy to interchange. | 💎 PNC Pearl: Lack of family support and severe disability → Community support and day care prevent institutionalization</w:t>
       </w:r>
     </w:p>
     <w:p>
@@ -3544,7 +3544,7 @@
     </w:p>
     <w:p>
       <w:r>
-        <w:t>Solution: Consistent timing and pulse checks reduce toxicity.</w:t>
+        <w:t>Solution: ✅ Correct Answer: A. The same time daily, with the pulse checked | 🧠 Clinical Rationale: Consistent timing and pulse checks reduce toxicity. | ❌ Why Not Others? | B — Food always: not the appropriate nursing action here | C — Antacids: Chelate fluoroquinolones, reducing absorption. | D — Milk: B12 is found only in animal products; vegetarians are at risk. | ⚠️ Exam Trap: Read the exact question — the correct fact and its look-alike options are easy to interchange. | 💎 PNC Pearl: The same time daily, with the pulse checked → Consistent timing and pulse checks reduce toxicity</w:t>
       </w:r>
     </w:p>
     <w:p>
@@ -3589,7 +3589,7 @@
     </w:p>
     <w:p>
       <w:r>
-        <w:t>Solution: Osteons are the cylindrical units of compact bone.</w:t>
+        <w:t>Solution: ✅ Correct Answer: A. Osteon (Haversian system) | 🧠 Clinical Rationale: Osteons are the cylindrical units of compact bone. | ❌ Why Not Others? | B — Sarcomere: The sarcomere between Z-lines shortens during contraction. — not the unit of compact bone | C — Neuron: Neurons transmit electrical signals. — not the unit of compact bone | D — Nephron: Each nephron filters blood and forms urine. — not the unit of compact bone | ⚠️ Exam Trap: Match each unit to its exact quantity — units of related quantities are the classic trap. | 💎 PNC Pearl: Osteon (Haversian system) = unit of compact bone</w:t>
       </w:r>
     </w:p>
     <w:p>
@@ -3634,7 +3634,7 @@
     </w:p>
     <w:p>
       <w:r>
-        <w:t>Solution: SC absorption is slower than IV/IM but reliable.</w:t>
+        <w:t>Solution: ✅ Correct Answer: A. Slower than IV but faster than topical | 🧠 Clinical Rationale: SC absorption is slower than IV/IM but reliable. | ❌ Why Not Others? | B — Faster than IV: not the appropriate nursing action here | C — Never: Crushing SR/ER tablets causes dose dumping. | D — At the same rate as IV: not the appropriate nursing action here | ⚠️ Exam Trap: Don’t confuse "Slower than IV but faster than topical" with "Faster than IV" — they look alike and are easy to interchange. | 💎 PNC Pearl: Slower than IV but faster than topical → SC absorption is slower than IV/IM but reliable</w:t>
       </w:r>
     </w:p>
     <w:p>
@@ -3679,7 +3679,7 @@
     </w:p>
     <w:p>
       <w:r>
-        <w:t>Solution: The epicardium (visceral pericardium) is the outer layer; the myocardium is muscle.</w:t>
+        <w:t>Solution: ✅ Correct Answer: A. Epicardium | 🧠 Clinical Rationale: The epicardium (visceral pericardium) is the outer layer; the myocardium is muscle. | ❌ Why Not Others? | B — Myocardium: The myocardium is cardiac muscle that pumps blood. | C — Endocardium: The endocardium lines the chambers and covers the valves. | D — Pericardium: The pericardium (fibrous + serous) encloses the heart. | ⚠️ Exam Trap: Read the exact question — the correct fact and its look-alike options are easy to interchange. | 💎 PNC Pearl: Epicardium → (visceral pericardium) is the outer layer; the myocardium is muscle</w:t>
       </w:r>
     </w:p>
     <w:p>
@@ -3724,7 +3724,7 @@
     </w:p>
     <w:p>
       <w:r>
-        <w:t>Solution: OPV/IPV immunization eradicated wild polio in India; surveillance continues.</w:t>
+        <w:t>Solution: ✅ Correct Answer: A. Oral polio vaccine and IPV | 🧠 Clinical Rationale: OPV/IPV immunization eradicated wild polio in India; surveillance continues. | ❌ Why Not Others? | B — Antibiotics: Compliance matters; missed pills and enzyme-inducing drugs reduce OC efficacy. Condoms prevent STIs. | C — Diet: INH depletes B6; supplement to prevent neuropathy. | D — Exercise: Calcium, vitamin D, and fall prevention maintain bone health. | ⚠️ Exam Trap: Read the exact question — the correct fact and its look-alike options are easy to interchange. | 💎 PNC Pearl: Oral polio vaccine and IPV → OPV/IPV immunization eradicated wild polio in India; surveillance continues</w:t>
       </w:r>
     </w:p>
     <w:p>
@@ -3769,7 +3769,7 @@
     </w:p>
     <w:p>
       <w:r>
-        <w:t>Solution: NSAIDs reduce prostaglandin synthesis, easing primary dysmenorrhoea; start at the onset of pain.</w:t>
+        <w:t>Solution: ✅ Correct Answer: A. NSAIDs such as ibuprofen or mefenamic acid | 🧠 Clinical Rationale: NSAIDs reduce prostaglandin synthesis, easing primary dysmenorrhoea; start at the onset of pain. | ❌ Why Not Others? | B — Opioids: Depress respiration. — not the first | C — Corticosteroids: Steroids raise blood glucose. — not the first | D — Antibiotics: Compliance matters; missed pills and enzyme-inducing drugs reduce OC efficacy. Condoms prevent STIs. — not the first | ⚠️ Exam Trap: Read the exact question — the correct fact and its look-alike options are easy to interchange. | 💎 PNC Pearl: NSAIDs such as ibuprofen or mefenamic acid = the first</w:t>
       </w:r>
     </w:p>
     <w:p>
@@ -3814,7 +3814,7 @@
     </w:p>
     <w:p>
       <w:r>
-        <w:t>Solution: Upper airway cough syndrome, asthma, and reflux are the common causes.</w:t>
+        <w:t>Solution: ✅ Correct Answer: A. Postnasal drip, asthma, and GERD | 🧠 Clinical Rationale: Upper airway cough syndrome, asthma, and reflux are the common causes. | ❌ Why Not Others? | B — Lung cancer always: not the appropriate nursing action here | C — TB always: not the appropriate nursing action here | D — Smoking only: not the appropriate nursing action here | ⚠️ Exam Trap: Read the exact question — the correct fact and its look-alike options are easy to interchange. | 💎 PNC Pearl: Postnasal drip, asthma, and GERD → Upper airway cough syndrome, asthma, and reflux are the common causes</w:t>
       </w:r>
     </w:p>
     <w:p>
@@ -3859,7 +3859,7 @@
     </w:p>
     <w:p>
       <w:r>
-        <w:t>Solution: Treat with decontamination and deferoxamine for severe toxicity.</w:t>
+        <w:t>Solution: ✅ Correct Answer: A. Ingestion of iron tablets | 🧠 Clinical Rationale: Treat with decontamination and deferoxamine for severe toxicity. | ❌ Why Not Others? | B — Diet always: not the appropriate nursing action here | C — Exercise: Calcium, vitamin D, and fall prevention maintain bone health. | D — Vaccination: Absence of a scar does not mean no protection; check vaccination records. | ⚠️ Exam Trap: Read the exact question — the correct fact and its look-alike options are easy to interchange. | 💎 PNC Pearl: Ingestion of iron tablets → Treat with decontamination and deferoxamine for severe toxicity</w:t>
       </w:r>
     </w:p>
     <w:p>
@@ -3904,7 +3904,7 @@
     </w:p>
     <w:p>
       <w:r>
-        <w:t>Solution: Quarantine limits spread from exposed, possibly incubating people.</w:t>
+        <w:t>Solution: ✅ Correct Answer: A. Separating exposed people during the incubation period | 🧠 Clinical Rationale: Quarantine limits spread from exposed, possibly incubating people. | ❌ Why Not Others? | B — Treatment: Danger-sign recognition and early antibiotics save newborns. | C — Diet: INH depletes B6; supplement to prevent neuropathy. | D — Climate: NMSA promotes sustainable agriculture. | ⚠️ Exam Trap: Read the exact question — the correct fact and its look-alike options are easy to interchange. | 💎 PNC Pearl: Separating exposed people during the incubation period → Quarantine limits spread from exposed, possibly incubating people</w:t>
       </w:r>
     </w:p>
     <w:p>
@@ -3949,7 +3949,7 @@
     </w:p>
     <w:p>
       <w:r>
-        <w:t>Solution: Quick access prevents aspiration and distress.</w:t>
+        <w:t>Solution: ✅ Correct Answer: A. Is nauseated | 🧠 Clinical Rationale: Quick access prevents aspiration and distress. | ❌ Why Not Others? | B — Is sleeping: not the appropriate nursing action here | C — Is eating: not the appropriate nursing action here | D — Is walking: not the appropriate nursing action here | ⚠️ Exam Trap: Read the exact question — the correct fact and its look-alike options are easy to interchange. | 💎 PNC Pearl: Is nauseated → Quick access prevents aspiration and distress</w:t>
       </w:r>
     </w:p>
     <w:p>
@@ -3994,7 +3994,7 @@
     </w:p>
     <w:p>
       <w:r>
-        <w:t>Solution: Vitamin A deficiency causes night blindness and xerophthalmia; supplement in high-risk areas.</w:t>
+        <w:t>Solution: ✅ Correct Answer: A. Vitamin A deficiency | 🧠 Clinical Rationale: Vitamin A deficiency causes night blindness and xerophthalmia; supplement in high-risk areas. | ❌ Why Not Others? | B — Iron deficiency: Iron supplementation, deworming, and dietary diversity prevent it. | C — Iodine deficiency: Iodized salt prevents endemic goitre; screen where intake is low. | D — Zinc deficiency: Assess medications and zinc in elderly taste loss. | ⚠️ Exam Trap: Read the exact question — the correct fact and its look-alike options are easy to interchange. | 💎 PNC Pearl: Vitamin A deficiency → causes night blindness and xerophthalmia; supplement in high-risk areas</w:t>
       </w:r>
     </w:p>
     <w:p>
@@ -4039,7 +4039,7 @@
     </w:p>
     <w:p>
       <w:r>
-        <w:t>Solution: Recent intake alters oral readings.</w:t>
+        <w:t>Solution: ✅ Correct Answer: A. After waiting 15-30 minutes | 🧠 Clinical Rationale: Recent intake alters oral readings. | ❌ Why Not Others? | B — Immediately: Prompt changing prevents skin breakdown. | C — Never: Crushing SR/ER tablets causes dose dumping. | D — Only rectally: not the appropriate nursing action here | ⚠️ Exam Trap: Read the exact question — the correct fact and its look-alike options are easy to interchange. | 💎 PNC Pearl: After waiting 15-30 minutes → Recent intake alters oral readings</w:t>
       </w:r>
     </w:p>
     <w:p>
@@ -4084,7 +4084,7 @@
     </w:p>
     <w:p>
       <w:r>
-        <w:t>Solution: IMI 4.0 targets districts with low immunization coverage.</w:t>
+        <w:t>Solution: ✅ Correct Answer: A. Reaching high-risk, missed, and resistant districts | 🧠 Clinical Rationale: IMI 4.0 targets districts with low immunization coverage. | ❌ Why Not Others? | B — Only cities: not the appropriate nursing action here | C — Only schools: not the appropriate nursing action here | D — Only adults: not the appropriate nursing action here | ⚠️ Exam Trap: Read the exact question — the correct fact and its look-alike options are easy to interchange. | 💎 PNC Pearl: Reaching high-risk, missed, and resistant districts → IMI 4.0 targets districts with low immunization coverage</w:t>
       </w:r>
     </w:p>
     <w:p>
@@ -4129,7 +4129,7 @@
     </w:p>
     <w:p>
       <w:r>
-        <w:t>Solution: RBSK covers children from birth to 18 years.</w:t>
+        <w:t>Solution: ✅ Correct Answer: A. 0-18 years | 🧠 Clinical Rationale: RBSK covers children from birth to 18 years. | ❌ Why Not Others? | B — 0-5 years only: not the appropriate nursing action here | C — 18-60 years: not the appropriate nursing action here | D — 60 years and above: not the appropriate nursing action here | ⚠️ Exam Trap: Read the exact question — the correct fact and its look-alike options are easy to interchange. | 💎 PNC Pearl: 0-18 years → RBSK covers children from birth to 18 years</w:t>
       </w:r>
     </w:p>
     <w:p>
@@ -4174,7 +4174,7 @@
     </w:p>
     <w:p>
       <w:r>
-        <w:t>Solution: Lactating mothers receive IFA for 180 days after delivery.</w:t>
+        <w:t>Solution: ✅ Correct Answer: A. IFA supplementation for 180 days postpartum | 🧠 Clinical Rationale: Lactating mothers receive IFA for 180 days after delivery. | ❌ Why Not Others? | B — No iron: not the appropriate nursing action here | C — Only folic acid: not the appropriate nursing action here | D — Only vitamin C: not the appropriate nursing action here | ⚠️ Exam Trap: Read the exact question — the correct fact and its look-alike options are easy to interchange. | 💎 PNC Pearl: IFA supplementation for 180 days postpartum → Lactating mothers receive IFA for 180 days after delivery</w:t>
       </w:r>
     </w:p>
     <w:p>
@@ -4219,7 +4219,7 @@
     </w:p>
     <w:p>
       <w:r>
-        <w:t>Solution: Digital tools track high-risk pregnancies for follow-up and referral.</w:t>
+        <w:t>Solution: ✅ Correct Answer: A. High-risk pregnancy tracking | 🧠 Clinical Rationale: Digital tools track high-risk pregnancies for follow-up and referral. | ❌ Why Not Others? | B — Only ultrasound booking: not the appropriate nursing action here | C — Only diet advice: not the appropriate nursing action here | D — Only vaccination: not the appropriate nursing action here | ⚠️ Exam Trap: Read the exact question — the correct fact and its look-alike options are easy to interchange. | 💎 PNC Pearl: High-risk pregnancy tracking → Digital tools track high-risk pregnancies for follow-up and referral</w:t>
       </w:r>
     </w:p>
     <w:p>
@@ -4264,7 +4264,7 @@
     </w:p>
     <w:p>
       <w:r>
-        <w:t>Solution: ASHA drug kits support first-level care.</w:t>
+        <w:t>Solution: ✅ Correct Answer: A. Basic medicines for fever, ORS, and contraceptives | 🧠 Clinical Rationale: ASHA drug kits support first-level care. | ❌ Why Not Others? | B — Only injections: not the appropriate nursing action here | C — Only vitamins: not the appropriate nursing action here | D — No medicines: not the appropriate nursing action here | ⚠️ Exam Trap: Read the exact question — the correct fact and its look-alike options are easy to interchange. | 💎 PNC Pearl: Basic medicines for fever, ORS, and contraceptives → ASHA drug kits support first-level care</w:t>
       </w:r>
     </w:p>
     <w:p>
@@ -4309,7 +4309,7 @@
     </w:p>
     <w:p>
       <w:r>
-        <w:t>Solution: eSanjeevani provides remote consultations, expanding access in rural areas.</w:t>
+        <w:t>Solution: ✅ Correct Answer: A. Free doctor consultations from home | 🧠 Clinical Rationale: eSanjeevani provides remote consultations, expanding access in rural areas. | ❌ Why Not Others? | B — Only hospital admission: not the appropriate nursing action here | C — Only surgery booking: not the appropriate nursing action here | D — Only lab results: not the appropriate nursing action here | ⚠️ Exam Trap: Read the exact question — the correct fact and its look-alike options are easy to interchange. | 💎 PNC Pearl: Free doctor consultations from home → eSanjeevani provides remote consultations, expanding access in rural areas</w:t>
       </w:r>
     </w:p>
     <w:p>
@@ -4354,7 +4354,7 @@
     </w:p>
     <w:p>
       <w:r>
-        <w:t>Solution: ORS prevents dehydration in diarrhoea.</w:t>
+        <w:t>Solution: ✅ Correct Answer: A. Oral Rehydration Solution | 🧠 Clinical Rationale: ORS prevents dehydration in diarrhoea. | ❌ Why Not Others? | B — Oxygen Regulating System: not the appropriate nursing action here | C — Oral Resuscitation Solution: not the appropriate nursing action here | D — Open Rehydration System: not the appropriate nursing action here | ⚠️ Exam Trap: Don’t confuse "Oral Rehydration Solution" with "Oral Resuscitation Solution" — they look alike and are easy to interchange. | 💎 PNC Pearl: Oral Rehydration Solution → ORS prevents dehydration in diarrhoea</w:t>
       </w:r>
     </w:p>
     <w:p>
@@ -4399,7 +4399,7 @@
     </w:p>
     <w:p>
       <w:r>
-        <w:t>Solution: The BMW Rules 2016 replaced the 1998 rules, with colour-coded segregation.</w:t>
+        <w:t>Solution: ✅ Correct Answer: A. 2016 | 🧠 Clinical Rationale: The BMW Rules 2016 replaced the 1998 rules, with colour-coded segregation. | ❌ Why Not Others? | B — 2010: NP-NCD (2010) addresses hypertension, diabetes, CVD, stroke, and common cancers. — an incorrect year | C — 2005: NRHM was launched in April 2005 to strengthen rural health services. — an incorrect year | D — 2020: The ₹20 lakh crore package came in May 2020. — an incorrect year | ⚠️ Exam Trap: Never guess years — fix each year to its exact event before choosing. | 💎 PNC Pearl: 2016 → The BMW Rules replaced the 1998 rules, with colour-coded segregation</w:t>
       </w:r>
     </w:p>
     <w:p>
@@ -4444,7 +4444,7 @@
     </w:p>
     <w:p>
       <w:r>
-        <w:t>Solution: JSSK guarantees free care for mothers and newborns.</w:t>
+        <w:t>Solution: ✅ Correct Answer: A. Janani Shishu Suraksha Karyakram | 🧠 Clinical Rationale: JSSK guarantees free care for mothers and newborns. | ❌ Why Not Others? | B — Janani Suraksha Sahayak Kosh: not the appropriate nursing action here | C — Jan Swasthya Suraksha Kendra: not the appropriate nursing action here | D — Jansankhya Suraksha Karyakram: not the appropriate nursing action here | ⚠️ Exam Trap: Don’t confuse "Janani Shishu Suraksha Karyakram" with "Jansankhya Suraksha Karyakram" — they look alike and are easy to interchange. | 💎 PNC Pearl: Janani Shishu Suraksha Karyakram → JSSK guarantees free care for mothers and newborns</w:t>
       </w:r>
     </w:p>
     <w:p>
@@ -4489,7 +4489,7 @@
     </w:p>
     <w:p>
       <w:r>
-        <w:t>Solution: Mobile teams screen children at schools and Anganwadis.</w:t>
+        <w:t>Solution: ✅ Correct Answer: A. Community-level screening camps for children | 🧠 Clinical Rationale: Mobile teams screen children at schools and Anganwadis. | ❌ Why Not Others? | B — Surgery camps: not the appropriate nursing action here | C — Only immunization: not the appropriate nursing action here | D — Only family planning: not the appropriate nursing action here | ⚠️ Exam Trap: Read the exact question — the correct fact and its look-alike options are easy to interchange. | 💎 PNC Pearl: Community-level screening camps for children → Mobile teams screen children at schools and Anganwadis</w:t>
       </w:r>
     </w:p>
     <w:p>
@@ -4534,7 +4534,7 @@
     </w:p>
     <w:p>
       <w:r>
-        <w:t>Solution: Rajasthan merged AB-PMJAY with its own scheme for higher cover.</w:t>
+        <w:t>Solution: ✅ Correct Answer: A. A merged health insurance scheme for eligible families | 🧠 Clinical Rationale: Rajasthan merged AB-PMJAY with its own scheme for higher cover. | ❌ Why Not Others? | B — A pension scheme: not the appropriate nursing action here | C — A housing scheme: not the appropriate nursing action here | D — A loan scheme: not the appropriate nursing action here | ⚠️ Exam Trap: Read the exact question — the correct fact and its look-alike options are easy to interchange. | 💎 PNC Pearl: A merged health insurance scheme for eligible families → Rajasthan merged AB-PMJAY with its own scheme for higher cover</w:t>
       </w:r>
     </w:p>
     <w:p>
@@ -4579,7 +4579,7 @@
     </w:p>
     <w:p>
       <w:r>
-        <w:t>Solution: Dakshata trains birth attendants in safe delivery practices.</w:t>
+        <w:t>Solution: ✅ Correct Answer: A. Skilled birth attendance and labour room care | 🧠 Clinical Rationale: Dakshata trains birth attendants in safe delivery practices. | ❌ Why Not Others? | B — Only record keeping: not the appropriate nursing action here | C — Only pharmacy: not the appropriate nursing action here | D — Only kitchen: not the appropriate nursing action here | ⚠️ Exam Trap: Read the exact question — the correct fact and its look-alike options are easy to interchange. | 💎 PNC Pearl: Skilled birth attendance and labour room care → Dakshata trains birth attendants in safe delivery practices</w:t>
       </w:r>
     </w:p>
     <w:p>
@@ -4624,7 +4624,7 @@
     </w:p>
     <w:p>
       <w:r>
-        <w:t>Solution: CHCs with surgical and obstetric services act as FRUs.</w:t>
+        <w:t>Solution: ✅ Correct Answer: A. CHC (First Referral Unit) | 🧠 Clinical Rationale: CHCs with surgical and obstetric services act as FRUs. | ❌ Why Not Others? | B — Sub-centre: Sub-centre = Most peripheral health institution | C — PHC: LHVs supervise ANMs and community health workers. | D — Village health post: not the appropriate nursing action here | ⚠️ Exam Trap: Read the exact question — the correct fact and its look-alike options are easy to interchange. | 💎 PNC Pearl: CHC (First Referral Unit) → CHCs with surgical and obstetric services act as FRUs</w:t>
       </w:r>
     </w:p>
     <w:p>
@@ -4669,7 +4669,7 @@
     </w:p>
     <w:p>
       <w:r>
-        <w:t>Solution: ACT is first-line treatment for uncomplicated malaria.</w:t>
+        <w:t>Solution: ✅ Correct Answer: A. Artemisinin-based Combination Therapy | 🧠 Clinical Rationale: ACT is first-line treatment for uncomplicated malaria. | ❌ Why Not Others? | B — Acute Care Treatment: not the appropriate nursing action here | C — Antibiotic Combination Treatment: not the appropriate nursing action here | D — Active Case Tracking: not the appropriate nursing action here | ⚠️ Exam Trap: Read the exact question — the correct fact and its look-alike options are easy to interchange. | 💎 PNC Pearl: Artemisinin-based Combination Therapy → ACT is first-line treatment for uncomplicated malaria</w:t>
       </w:r>
     </w:p>
     <w:p>
@@ -4714,7 +4714,7 @@
     </w:p>
     <w:p>
       <w:r>
-        <w:t>Solution: NAM develops AYUSH services, education, and research.</w:t>
+        <w:t>Solution: ✅ Correct Answer: A. AYUSH systems of medicine and wellness | 🧠 Clinical Rationale: NAM develops AYUSH services, education, and research. | ❌ Why Not Others? | B — Only allopathy: not the appropriate nursing action here | C — Only surgery: not the appropriate nursing action here | D — Only research: not the appropriate nursing action here | ⚠️ Exam Trap: Read the exact question — the correct fact and its look-alike options are easy to interchange. | 💎 PNC Pearl: AYUSH systems of medicine and wellness → NAM develops AYUSH services, education, and research</w:t>
       </w:r>
     </w:p>
     <w:p>
@@ -4759,7 +4759,7 @@
     </w:p>
     <w:p>
       <w:r>
-        <w:t>Solution: ICN's 2025 theme focused on the economic power of care.</w:t>
+        <w:t>Solution: ✅ Correct Answer: A. Our Nurses, Our Future (economics of care) | 📰 Why: ICN's 2025 theme focused on the economic power of care. | ❌ Why Not Others? | B — Nurses: A Voice to Lead: not the correct fact here | C — Nursing Now: not the correct fact here | D — Safe Staffing: not the correct fact here | ⚠️ Exam Trap: Read the exact question — the correct fact and its look-alike options are easy to interchange. | 💎 PNC CA Pearl: Our Nurses, Our Future (economics of care) → ICN's 2025 theme focused on the economic power of care</w:t>
       </w:r>
     </w:p>
     <w:p>
@@ -4804,7 +4804,7 @@
     </w:p>
     <w:p>
       <w:r>
-        <w:t>Solution: Oxygen makes up about 65% of body mass.</w:t>
+        <w:t>Solution: ✅ Correct Answer: A. Oxygen | 🧠 Explanation: Oxygen makes up about 65% of body mass. | ❌ Why Not Others? | B — Carbon: Plants take in CO₂ and release oxygen during photosynthesis. | C — Hydrogen: Makes up about 75% of the universe's normal matter. | D — Calcium: not the correct fact here | ⚠️ Exam Trap: Read the exact question — the correct fact and its look-alike options are easy to interchange. | 💎 PNC GK Pearl: Oxygen → makes up about 65% of body mass</w:t>
       </w:r>
     </w:p>
     <w:p>
@@ -4849,7 +4849,7 @@
     </w:p>
     <w:p>
       <w:r>
-        <w:t>Solution: The Supreme Court was inaugurated on 28 January 1950.</w:t>
+        <w:t>Solution: ✅ Correct Answer: A. 1950 | 🧠 Clinical Rationale: The Supreme Court was inaugurated on 28 January 1950. | ❌ Why Not Others? | B — 1947: The Act of 1947 created India and Pakistan. — an incorrect year | C — 1960: an incorrect year | D — 1935: The RBI was founded on 1 April 1935. — an incorrect year | ⚠️ Exam Trap: Never guess years — fix each year to its exact event before choosing. | 💎 PNC Pearl: 1950 → The Supreme Court was inaugurated 28 January</w:t>
       </w:r>
     </w:p>
     <w:p>
@@ -4894,7 +4894,7 @@
     </w:p>
     <w:p>
       <w:r>
-        <w:t>Solution: Samudrayaan's Matsya-6000 will carry a crew to 6,000 m depth.</w:t>
+        <w:t>Solution: ✅ Correct Answer: A. A depth of 6,000 metres in the ocean | 📰 Why: Samudrayaan's Matsya-6000 will carry a crew to 6,000 m depth. | ❌ Why Not Others? | B — The Moon: India joined the USA, USSR/Russia, and China as the fourth nation to soft-land on the Moon. | C — Mars orbit: not the correct fact here | D — The stratosphere: not the correct fact here | ⚠️ Exam Trap: Read the exact question — the correct fact and its look-alike options are easy to interchange. | 💎 PNC CA Pearl: A depth of 6,000 metres in the ocean → Samudrayaan's Matsya-6000 will carry a crew to 6,000 m depth</w:t>
       </w:r>
     </w:p>
     <w:p>
@@ -4939,7 +4939,7 @@
     </w:p>
     <w:p>
       <w:r>
-        <w:t>Solution: Liquids expand and contract with temperature.</w:t>
+        <w:t>Solution: ✅ Correct Answer: A. Thermal expansion | 🧠 Explanation: Liquids expand and contract with temperature. | ❌ Why Not Others? | B — Refraction: Changes the direction of light at a boundary. | C — Gravity: not the correct fact here | D — Friction: Resists relative motion of surfaces. | ⚠️ Exam Trap: Read the exact question — the correct fact and its look-alike options are easy to interchange. | 💎 PNC GK Pearl: Thermal expansion → Liquids expand and contract with temperature</w:t>
       </w:r>
     </w:p>
     <w:p>
@@ -4984,7 +4984,7 @@
     </w:p>
     <w:p>
       <w:r>
-        <w:t>Solution: Mochis work leather; Meenas craft jewellery.</w:t>
+        <w:t>Solution: ✅ Correct Answer: A. Leatherwork and jewellery | 🧠 Explanation: Mochis work leather; Meenas craft jewellery. | ❌ Why Not Others? | B — Mining: not the correct fact here | C — Fishing: not the correct fact here | D — Farming: Hanumangarh is an agricultural district. | ⚠️ Exam Trap: Read the exact question — the correct fact and its look-alike options are easy to interchange. | 💎 PNC GK Pearl: Leatherwork and jewellery → Mochis work leather; Meenas craft jewellery</w:t>
       </w:r>
     </w:p>
     <w:p>
@@ -5029,7 +5029,7 @@
     </w:p>
     <w:p>
       <w:r>
-        <w:t>Solution: United Rajasthan was inaugurated on 30 March 1949.</w:t>
+        <w:t>Solution: ✅ Correct Answer: A. 30 March 1949 | 🧠 Clinical Rationale: United Rajasthan was inaugurated on 30 March 1949. | ❌ Why Not Others? | B — 15 August 1947: not the appropriate nursing action here | C — 26 January 1950: It commenced on Republic Day, 26 January 1950. | D — 1 November 1956: not the appropriate nursing action here | ⚠️ Exam Trap: Read the exact question — the correct fact and its look-alike options are easy to interchange. | 💎 PNC Pearl: United Rajasthan was inaugurated on 30 March 1949.</w:t>
       </w:r>
     </w:p>
     <w:p>
@@ -5074,7 +5074,7 @@
     </w:p>
     <w:p>
       <w:r>
-        <w:t>Solution: Chanderiya and Dariba are HZL's lead-zinc smelters.</w:t>
+        <w:t>Solution: ✅ Correct Answer: A. Chanderiya (Chittorgarh) and Dariba (Rajsamand) | 🧠 Explanation: Chanderiya and Dariba are HZL's lead-zinc smelters. | ❌ Why Not Others? | B — Jaipur: Jaipur = Sawai Man Singh II | C — Ajmer: The famous Sufi shrine of Khwaja Moinuddin Chishti is in Ajmer. | D — Alwar: The Matsya festival is celebrated in Alwar, the land of the ancient Matsya kingdom. | ⚠️ Exam Trap: Read the exact question — the correct fact and its look-alike options are easy to interchange. | 💎 PNC GK Pearl: Chanderiya (Chittorgarh) and Dariba (Rajsamand) → Chanderiya and Dariba are HZL's lead-zinc smelters</w:t>
       </w:r>
     </w:p>
     <w:p>
@@ -5119,7 +5119,7 @@
     </w:p>
     <w:p>
       <w:r>
-        <w:t>Solution: Jaisalmer's golden sandstone gives it the name.</w:t>
+        <w:t>Solution: ✅ Correct Answer: A. Jaisalmer | 🧠 Clinical Rationale: Jaisalmer's golden sandstone gives it the name. | ❌ Why Not Others? | B — Jaipur: Is the capital of Rajasthan. | C — Jodhpur: The Rajasthan High Court is in Jodhpur. | D — Bikaner: The Ganga Risala was the camel cavalry of the Bikaner State. | ⚠️ Exam Trap: Nicknames/names are easy to interchange — match the exact entity asked in the question. | 💎 PNC Pearl: Jaisalmer → s golden sandstone gives it the name</w:t>
       </w:r>
     </w:p>
     <w:p>
@@ -5164,7 +5164,7 @@
     </w:p>
     <w:p>
       <w:r>
-        <w:t>Solution: Samode Palace lies near Jaipur.</w:t>
+        <w:t>Solution: ✅ Correct Answer: A. Jaipur | 🧠 Explanation: Samode Palace lies near Jaipur. | ❌ Why Not Others? | B — Jodhpur: Jodhpur = Blue City | C — Bikaner: MGS University is in Bikaner. | D — Kota: VMOU (open university) is in Kota. | ⚠️ Exam Trap: Read the exact question — the correct fact and its look-alike options are easy to interchange. | 💎 PNC GK Pearl: Jaipur → Samode Palace lies near</w:t>
       </w:r>
     </w:p>
     <w:p>
@@ -5209,7 +5209,7 @@
     </w:p>
     <w:p>
       <w:r>
-        <w:t>Solution: Newton's third law governs action-reaction pairs.</w:t>
+        <w:t>Solution: ✅ Correct Answer: A. Newton's third law | 🧠 Explanation: Newton's third law governs action-reaction pairs. | ❌ Why Not Others? | B — First law: Newton's first law (inertia) describes this tendency. | C — Second law: not the correct fact here | D — Ohm's law: not the correct fact here | ⚠️ Exam Trap: Read the exact question — the correct fact and its look-alike options are easy to interchange. | 💎 PNC GK Pearl: Newton's third law → governs action-reaction pairs</w:t>
       </w:r>
     </w:p>
     <w:p>
@@ -5254,7 +5254,7 @@
     </w:p>
     <w:p>
       <w:r>
-        <w:t>Solution: e-RUPI is a QR or SMS-based voucher for specific purposes.</w:t>
+        <w:t>Solution: ✅ Correct Answer: A. Prepaid digital voucher | 📰 Why: e-RUPI is a QR or SMS-based voucher for specific purposes. | ❌ Why Not Others? | B — Cryptocurrency: not the correct fact here | C — Credit card: not the correct fact here | D — Stock certificate: not the correct fact here | ⚠️ Exam Trap: Read the exact question — the correct fact and its look-alike options are easy to interchange. | 💎 PNC CA Pearl: Prepaid digital voucher → e-RUPI is a QR or SMS-based voucher for specific purposes</w:t>
       </w:r>
     </w:p>
     <w:p>
@@ -5299,7 +5299,7 @@
     </w:p>
     <w:p>
       <w:r>
-        <w:t>Solution: The Punchhi Commission (2007) revisited centre-state relations.</w:t>
+        <w:t>Solution: ✅ Correct Answer: A. Centre-state relations | 🧠 Clinical Rationale: The Punchhi Commission (2007) revisited centre-state relations. | ❌ Why Not Others? | B — Police reforms: not the appropriate nursing action here | C — Education: SAMBHAV integrates entitlements under one digital platform. | D — Taxation: not the appropriate nursing action here | ⚠️ Exam Trap: Read the exact question — the correct fact and its look-alike options are easy to interchange. | 💎 PNC Pearl: Centre-state relations → The Punchhi Commission (2007) revisited</w:t>
       </w:r>
     </w:p>
     <w:p>
@@ -5344,7 +5344,7 @@
     </w:p>
     <w:p>
       <w:r>
-        <w:t>Solution: Startup India was launched on 16 January 2016.</w:t>
+        <w:t>Solution: ✅ Correct Answer: A. 2016 | 🧠 Clinical Rationale: Startup India was launched on 16 January 2016. | ❌ Why Not Others? | B — 2014: Make in India was launched in September 2014. — an incorrect year | C — 2019: NFHS-5 was conducted during 2019-21. — an incorrect year | D — 2010: NP-NCD (2010) addresses hypertension, diabetes, CVD, stroke, and common cancers. — an incorrect year | ⚠️ Exam Trap: Never guess years — fix each year to its exact event before choosing. | 💎 PNC Pearl: 2016 → Startup India was launched 16 January</w:t>
       </w:r>
     </w:p>
     <w:p>
@@ -5389,7 +5389,7 @@
     </w:p>
     <w:p>
       <w:r>
-        <w:t>Solution: Kuchaman fort has fine painted interiors.</w:t>
+        <w:t>Solution: ✅ Correct Answer: A. Frescoes and water system | 🧠 Explanation: Kuchaman fort has fine painted interiors. | ❌ Why Not Others? | B — Marble: Ranakpur's Adinath Jain temple, in marble with over 1400 carved pillars, is a marvel. | C — Salt: Pachpadra has a salt lake in Barmer. | D — Copper: Metals like copper conduct electricity; the others are insulators. | ⚠️ Exam Trap: Read the exact question — the correct fact and its look-alike options are easy to interchange. | 💎 PNC GK Pearl: Frescoes and water system → Kuchaman fort has fine painted interiors</w:t>
       </w:r>
     </w:p>
     <w:p>
@@ -5434,7 +5434,7 @@
     </w:p>
     <w:p>
       <w:r>
-        <w:t>Solution: 'शशि' चंद्रमा का पर्यायवाची है; दिनकर-दिवाकर-भास्कर सूर्य के।</w:t>
+        <w:t>Solution: ✅ Correct Answer: A. शशि | 🧠 Grammar Rule: 'शशि' चंद्रमा का पर्यायवाची है; दिनकर-दिवाकर-भास्कर सूर्य के। | ❌ Why Not Others? | B — दिनकर: 'सूर्य' का पर्यायवाची 'दिनकर' है। | C — दिवाकर: not the correct answer here | D — भास्कर: 'भास्कर' सूर्य का पर्यायवाची है; शशि, रजनीश, विधु चंद्रमा के। | ⚠️ Exam Trap: Read the exact question — the correct fact and its look-alike options are easy to interchange. | 📌 Rule to Remember: शशि → चंद्रमा का पर्यायवाची है; दिनकर-दिवाकर-भास्कर सूर्य के।</w:t>
       </w:r>
     </w:p>
     <w:p>
@@ -5479,7 +5479,7 @@
     </w:p>
     <w:p>
       <w:r>
-        <w:t>Solution: A crowd is a large gathering of people.</w:t>
+        <w:t>Solution: ✅ Correct Answer: A. Crowd | 🧠 Grammar Rule: A crowd is a large gathering of people. | ❌ Why Not Others? | B — Mob: not the correct answer here | C — Team: 'One of + superlative + plural noun' is the correct pattern. | D — Group: not the correct answer here | ⚠️ Exam Trap: Read the exact question — the correct fact and its look-alike options are easy to interchange. | 📌 Rule to Remember: Crowd → a large gathering of people</w:t>
       </w:r>
     </w:p>
     <w:p>
@@ -5524,7 +5524,7 @@
     </w:p>
     <w:p>
       <w:r>
-        <w:t>Solution: 'निंद्रा' का पर्यायवाची 'नींद' है।</w:t>
+        <w:t>Solution: ✅ Correct Answer: A. नींद | 🧠 Grammar Rule: 'निंद्रा' का पर्यायवाची 'नींद' है। | ❌ Why Not Others? | B — जागरण: not the correct answer here | C — स्वप्न: not the correct answer here | D — थकान: not the correct answer here | ⚠️ Exam Trap: Read the exact question — the correct fact and its look-alike options are easy to interchange. | 📌 Rule to Remember: नींद → निंद्रा' का पर्यायवाची ' ' है।</w:t>
       </w:r>
     </w:p>
     <w:p>
@@ -5569,7 +5569,7 @@
     </w:p>
     <w:p>
       <w:r>
-        <w:t>Solution: Candid (frank) is opposite to evasive.</w:t>
+        <w:t>Solution: ✅ Correct Answer: A. Evasive | 🧠 Grammar Rule: Candid (frank) is opposite to evasive. | ❌ Why Not Others? | B — Frank: 'Candid' means truthful and straightforward; 'frank' is its synonym. | C — Honest: not the correct answer here | D — Open: not the correct answer here | ⚠️ Exam Trap: Read the exact question — the correct fact and its look-alike options are easy to interchange. | 📌 Rule to Remember: Candid (frank) is opposite to evasive.</w:t>
       </w:r>
     </w:p>
     <w:p>
@@ -5614,7 +5614,7 @@
     </w:p>
     <w:p>
       <w:r>
-        <w:t>Solution: 'One of the + plural noun' takes a singular verb.</w:t>
+        <w:t>Solution: ✅ Correct Answer: A. One of my friends has gone abroad. | 🧠 Grammar Rule: 'One of the + plural noun' takes a singular verb. | ❌ Why Not Others? | B — One of my friend has gone abroad.: not the correct answer here | C — One of my friends have gone abroad.: not the correct answer here | D — One of my friends are gone abroad.: not the correct answer here | ⚠️ Exam Trap: Don’t confuse "One of my friends has gone abroad." with "One of my friend has gone abroad." — they look alike and are easy to interchange. | 📌 Rule to Remember: One of my friends has gone abroad. → One of the + plural noun' takes a singular verb</w:t>
       </w:r>
     </w:p>
     <w:p>
@@ -5659,7 +5659,7 @@
     </w:p>
     <w:p>
       <w:r>
-        <w:t>Solution: 'Compassionate' is kind; 'cruel' is its antonym.</w:t>
+        <w:t>Solution: ✅ Correct Answer: A. Cruel | 🧠 Grammar Rule: 'Compassionate' is kind; 'cruel' is its antonym. | ❌ Why Not Others? | B — Kind: Benevolent means well-meaning and kind. | C — Tender: not the correct answer here | D — Merciful: not the correct answer here | ⚠️ Exam Trap: Read the exact question — the correct fact and its look-alike options are easy to interchange. | 📌 Rule to Remember: Cruel → Compassionate' is kind; ' ' is its antonym</w:t>
       </w:r>
     </w:p>
     <w:p>
@@ -5704,7 +5704,7 @@
     </w:p>
     <w:p>
       <w:r>
-        <w:t>Solution: 'नीर' जल का पर्यायवाची है; अनल अग्नि और समीर वायु का।</w:t>
+        <w:t>Solution: ✅ Correct Answer: A. नीर | 🧠 Grammar Rule: 'नीर' जल का पर्यायवाची है; अनल अग्नि और समीर वायु का। | ❌ Why Not Others? | B — अनल: 'अनल' अग्नि का पर्यायवाची है। | C — समीर: 'समीर' वायु का पर्यायवाची है; पावक अग्नि का। | D — धरा: not the correct answer here | ⚠️ Exam Trap: Read the exact question — the correct fact and its look-alike options are easy to interchange. | 📌 Rule to Remember: नीर → जल का पर्यायवाची है; अनल अग्नि और समीर वायु का।</w:t>
       </w:r>
     </w:p>
     <w:p>
@@ -5749,7 +5749,7 @@
     </w:p>
     <w:p>
       <w:r>
-        <w:t>Solution: Comparative with 'than' uses the subject form.</w:t>
+        <w:t>Solution: ✅ Correct Answer: A. He is better than I am. | 🧠 Grammar Rule: Comparative with 'than' uses the subject form. | ❌ Why Not Others? | B — He is better than me am.: not the correct answer here | C — He is better than I.: not the correct answer here | D — He is better from me.: not the correct answer here | ⚠️ Exam Trap: Don’t confuse "He is better than I am." with "He is better than I." — they look alike and are easy to interchange. | 📌 Rule to Remember: He is better than I am. → Comparative with 'than' uses the subject form</w:t>
       </w:r>
     </w:p>
     <w:p>
@@ -5794,7 +5794,7 @@
     </w:p>
     <w:p>
       <w:r>
-        <w:t>Solution: 'गज' हाथी का पर्यायवाची है।</w:t>
+        <w:t>Solution: ✅ Correct Answer: A. गज | 🧠 Grammar Rule: 'गज' हाथी का पर्यायवाची है। | ❌ Why Not Others? | B — केसरी: 'सिंह' का पर्यायवाची 'केसरी' या 'मृगेंद्र' है। | C — व्याघ्र: 'व्याघ्र' बाघ का पर्यायवाची है। | D — सारंग: not the correct answer here | ⚠️ Exam Trap: Read the exact question — the correct fact and its look-alike options are easy to interchange. | 📌 Rule to Remember: गज → हाथी का पर्यायवाची है।</w:t>
       </w:r>
     </w:p>
     <w:p>
@@ -5839,7 +5839,7 @@
     </w:p>
     <w:p>
       <w:r>
-        <w:t>Solution: 'Infection' is the noun.</w:t>
+        <w:t>Solution: ✅ Correct Answer: A. infection | 🧠 Grammar Rule: 'Infection' is the noun. | ❌ Why Not Others? | B — infect: not the correct answer here | C — infected: not the correct answer here | D — infectious: not the correct answer here | ⚠️ Exam Trap: Don’t confuse "infection" with "infect" — they look alike and are easy to interchange. | 📌 Rule to Remember: infection → the noun</w:t>
       </w:r>
     </w:p>
     <w:p>
@@ -5884,7 +5884,7 @@
     </w:p>
     <w:p>
       <w:r>
-        <w:t>Solution: 'गोपनीय' का अर्थ गुप्त है।</w:t>
+        <w:t>Solution: ✅ Correct Answer: A. गुप्त | 🧠 Grammar Rule: 'गोपनीय' का अर्थ गुप्त है। | ❌ Why Not Others? | B — प्रकट: not the correct answer here | C — खुला: not the correct answer here | D — सार्वजनिक: not the correct answer here | ⚠️ Exam Trap: Read the exact question — the correct fact and its look-alike options are easy to interchange. | 📌 Rule to Remember: गुप्त → गोपनीय' का अर्थ है।</w:t>
       </w:r>
     </w:p>
     <w:p>
@@ -5929,7 +5929,7 @@
     </w:p>
     <w:p>
       <w:r>
-        <w:t>Solution: उदय का विलोम 'अस्त' है।</w:t>
+        <w:t>Solution: ✅ Correct Answer: A. अस्त | 🧠 Grammar Rule: उदय का विलोम 'अस्त' है। | ❌ Why Not Others? | B — आरोह: not the correct answer here | C — प्रभात: not the correct answer here | D — उन्नति: not the correct answer here | ⚠️ Exam Trap: Read the exact question — the correct fact and its look-alike options are easy to interchange. | 📌 Rule to Remember: अस्त → उदय का विलोम ' ' है।</w:t>
       </w:r>
     </w:p>
     <w:p>
@@ -5974,7 +5974,7 @@
     </w:p>
     <w:p>
       <w:r>
-        <w:t>Solution: वि + आकरण = व्याकरण; इ + आ = या (यण संधि)।</w:t>
+        <w:t>Solution: ✅ Correct Answer: A. यण संधि | 🧠 Grammar Rule: वि + आकरण = व्याकरण; इ + आ = या (यण संधि)। | ❌ Why Not Others? | B — दीर्घ संधि: विद्या + आलय = विद्यालय; आ + आ = आ (दीर्घ संधि)। | C — गुण संधि: पर + उपकार = परोपकार; अ + उ = ओ (गुण संधि)। | D — विसर्ग संधि: मनः + हर = मनोहर; विसर्ग का 'ओ' होना विसर्ग संधि है। | ⚠️ Exam Trap: Read the exact question — the correct fact and its look-alike options are easy to interchange. | 📌 Rule to Remember: यण संधि → वि + आकरण = व्याकरण; इ + आ = या ( )।</w:t>
       </w:r>
     </w:p>
     <w:p>
@@ -6019,7 +6019,7 @@
     </w:p>
     <w:p>
       <w:r>
-        <w:t>Solution: 'University' begins with a 'yu' sound, so 'a'.</w:t>
+        <w:t>Solution: ✅ Correct Answer: A. a | 🧠 Grammar Rule: 'University' begins with a 'yu' sound, so 'a'. | ❌ Why Not Others? | B — an: 'Honest' begins with a vowel sound, so 'an'. | C — the: Rivers take the definite article 'the'. | D — no article: not the correct answer here | ⚠️ Exam Trap: Don’t confuse "a" with "an" — they look alike and are easy to interchange. | 📌 Rule to Remember: a → University' begins with 'yu' sound, so ' '</w:t>
       </w:r>
     </w:p>
     <w:p>
@@ -6064,7 +6064,7 @@
     </w:p>
     <w:p>
       <w:r>
-        <w:t>Solution: 'Recommend' has one c and double m.</w:t>
+        <w:t>Solution: ✅ Correct Answer: A. Recommend | 🧠 Grammar Rule: 'Recommend' has one c and double m. | ❌ Why Not Others? | B — Reccomend: not the correct answer here | C — Recomend: not the correct answer here | D — Recommendd: not the correct answer here | ⚠️ Exam Trap: Don’t confuse "Recommend" with "Recommendd" — they look alike and are easy to interchange. | 📌 Rule to Remember: Recommend → has one c and double m</w:t>
       </w:r>
     </w:p>
     <w:p>
@@ -6109,7 +6109,7 @@
     </w:p>
     <w:p>
       <w:r>
-        <w:t>Solution: XSS steals data via scripts in trusted pages.</w:t>
+        <w:t>Solution: ✅ Correct Answer: A. Inject malicious scripts into web pages | 🧠 Explanation: XSS steals data via scripts in trusted pages. | ❌ Why Not Others? | B — Slow the CPU: not the correct option here | C — Steal hardware: not the correct option here | D — Print junk: not the correct option here | ⚠️ Exam Trap: Read the exact question — the correct fact and its look-alike options are easy to interchange. | 💎 PNC Pearl: Inject malicious scripts into web pages → XSS steals data via scripts in trusted pages</w:t>
       </w:r>
     </w:p>
     <w:p>
@@ -6154,7 +6154,7 @@
     </w:p>
     <w:p>
       <w:r>
-        <w:t>Solution: API keys identify and authorize applications.</w:t>
+        <w:t>Solution: ✅ Correct Answer: A. Authenticate access to a service | 🧠 Explanation: API keys identify and authorize applications. | ❌ Why Not Others? | B — Encrypt the screen: not the correct option here | C — Speed the CPU: not the correct option here | D — Format disks: not the correct option here | ⚠️ Exam Trap: Read the exact question — the correct fact and its look-alike options are easy to interchange. | 💎 PNC Pearl: Authenticate access to a service → API keys identify and authorize applications</w:t>
       </w:r>
     </w:p>
     <w:p>
@@ -6199,7 +6199,7 @@
     </w:p>
     <w:p>
       <w:r>
-        <w:t>Solution: Speed decreases and capacity increases down the hierarchy.</w:t>
+        <w:t>Solution: ✅ Correct Answer: A. Register, cache, RAM, disk | 🧠 Explanation: Speed decreases and capacity increases down the hierarchy. | ❌ Why Not Others? | B — Disk, RAM, cache, register: not the correct option here | C — RAM, register, cache, disk: not the correct option here | D — Cache, register, disk, RAM: not the correct option here | ⚠️ Exam Trap: Don’t confuse "Register, cache, RAM, disk" with "Disk, RAM, cache, register" — they look alike and are easy to interchange. | 💎 PNC Pearl: Register, cache, RAM, disk → Speed decreases and capacity increases down the hierarchy</w:t>
       </w:r>
     </w:p>
     <w:p>
@@ -6244,7 +6244,7 @@
     </w:p>
     <w:p>
       <w:r>
-        <w:t>Solution: Heading styles let Word build a TOC automatically.</w:t>
+        <w:t>Solution: ✅ Correct Answer: A. Auto-generated from heading styles | 🧠 Explanation: Heading styles let Word build a TOC automatically. | ❌ Why Not Others? | B — Only typed manually: not the correct option here | C — Created in Excel: not the correct option here | D — Inserted as a picture: not the correct option here | ⚠️ Exam Trap: Read the exact question — the correct fact and its look-alike options are easy to interchange. | 💎 PNC Pearl: Auto-generated from heading styles → Heading styles let Word build a TOC automatically</w:t>
       </w:r>
     </w:p>
     <w:p>
@@ -6289,7 +6289,7 @@
     </w:p>
     <w:p>
       <w:r>
-        <w:t>Solution: Semaphores coordinate concurrent processes.</w:t>
+        <w:t>Solution: ✅ Correct Answer: A. Synchronisation primitive controlling access to resources | 🧠 Explanation: Semaphores coordinate concurrent processes. | ❌ Why Not Others? | B — Type of monitor: not the correct option here | C — Network protocol: not the correct option here | D — Power supply: UPS provides battery backup during power failure. | ⚠️ Exam Trap: Read the exact question — the correct fact and its look-alike options are easy to interchange. | 💎 PNC Pearl: Synchronisation primitive controlling access to resources → Semaphores coordinate concurrent processes</w:t>
       </w:r>
     </w:p>
     <w:p>
@@ -6334,7 +6334,7 @@
     </w:p>
     <w:p>
       <w:r>
-        <w:t>Solution: WordPad formats text with fonts and alignment.</w:t>
+        <w:t>Solution: ✅ Correct Answer: A. Basic rich-text formatting | 🧠 Explanation: WordPad formats text with fonts and alignment. | ❌ Why Not Others? | B — Only binary files: not the correct option here | C — Only images: not the correct option here | D — Only video: not the correct option here | ⚠️ Exam Trap: Read the exact question — the correct fact and its look-alike options are easy to interchange. | 💎 PNC Pearl: Basic rich-text formatting → WordPad formats text with fonts and alignment</w:t>
       </w:r>
     </w:p>
     <w:p>
@@ -6379,7 +6379,7 @@
     </w:p>
     <w:p>
       <w:r>
-        <w:t>Solution: Cache (SRAM) sits closest to the CPU and is fastest.</w:t>
+        <w:t>Solution: ✅ Correct Answer: A. Cache memory | 🧠 Explanation: Cache (SRAM) sits closest to the CPU and is fastest. | ❌ Why Not Others? | B — Hard disk: Hard disks, SSDs, and optical discs are secondary storage; RAM/cache are primary. | C — RAM: Hardware is the physical parts; software is programs and data. | D — CD-ROM: not the correct option here | ⚠️ Exam Trap: Read the exact question — the correct fact and its look-alike options are easy to interchange. | 💎 PNC Pearl: Cache memory → Cache (SRAM) sits closest to the CPU and is fastest</w:t>
       </w:r>
     </w:p>
     <w:p>
@@ -6424,7 +6424,7 @@
     </w:p>
     <w:p>
       <w:r>
-        <w:t>Solution: rsync copies only changed parts of files.</w:t>
+        <w:t>Solution: ✅ Correct Answer: A. Synchronise files efficiently | 🧠 Explanation: rsync copies only changed parts of files. | ❌ Why Not Others? | B — Reset the system: not the correct option here | C — Resize windows: not the correct option here | D — Restart services: not the correct option here | ⚠️ Exam Trap: Read the exact question — the correct fact and its look-alike options are easy to interchange. | 💎 PNC Pearl: Synchronise files efficiently → rsync copies only changed parts of files</w:t>
       </w:r>
     </w:p>
     <w:p>
@@ -6469,7 +6469,7 @@
     </w:p>
     <w:p>
       <w:r>
-        <w:t>Solution: Inverters have transfer delays; UPS offers seamless, protected power.</w:t>
+        <w:t>Solution: ✅ Correct Answer: A. Switches power with a delay and lacks surge protection | 🧠 Explanation: Inverters have transfer delays; UPS offers seamless, protected power. | ❌ Why Not Others? | B — Is smaller: not the correct option here | C — Uses no battery: not the correct option here | D — Only works at night: not the correct option here | ⚠️ Exam Trap: Read the exact question — the correct fact and its look-alike options are easy to interchange. | 💎 PNC Pearl: Switches power with a delay and lacks surge protection → Inverters have transfer delays; UPS offers seamless, protected power</w:t>
       </w:r>
     </w:p>
     <w:p>
@@ -6514,7 +6514,7 @@
     </w:p>
     <w:p>
       <w:r>
-        <w:t>Solution: Von Neumann stores instructions and data in one memory.</w:t>
+        <w:t>Solution: ✅ Correct Answer: A. The same memory | 🧠 Explanation: Von Neumann stores instructions and data in one memory. | ❌ Why Not Others? | B — Separate memories always: not the correct option here | C — The CPU registers only: not the correct option here | D — The hard disk only: not the correct option here | ⚠️ Exam Trap: Read the exact question — the correct fact and its look-alike options are easy to interchange. | 💎 PNC Pearl: The same memory → Von Neumann stores instructions and data in one memory</w:t>
       </w:r>
     </w:p>
     <w:p>
@@ -6559,7 +6559,7 @@
     </w:p>
     <w:p>
       <w:r>
-        <w:t>Solution: macOS runs on Apple Mac computers.</w:t>
+        <w:t>Solution: ✅ Correct Answer: A. Apple | 🧠 Explanation: macOS runs on Apple Mac computers. | ❌ Why Not Others? | B — Microsoft: .NET supports C#, VB.NET, and other languages on Windows. | C — Google: Gmail is Google's email service; Outlook is Microsoft's. | D — IBM: not the correct option here | ⚠️ Exam Trap: Read the exact question — the correct fact and its look-alike options are easy to interchange. | 💎 PNC Pearl: Apple → macOS runs on Mac computers</w:t>
       </w:r>
     </w:p>
     <w:p>
@@ -6604,7 +6604,7 @@
     </w:p>
     <w:p>
       <w:r>
-        <w:t>Solution: Ergonomic setups reduce strain and injury.</w:t>
+        <w:t>Solution: ✅ Correct Answer: A. Designing it for comfort and safety | 🧠 Explanation: Ergonomic setups reduce strain and injury. | ❌ Why Not Others? | B — Making it fast: not the correct option here | C — Using more cables: not the correct option here | D — Adding lights: not the correct option here | ⚠️ Exam Trap: Read the exact question — the correct fact and its look-alike options are easy to interchange. | 💎 PNC Pearl: Designing it for comfort and safety → Ergonomic setups reduce strain and injury</w:t>
       </w:r>
     </w:p>
     <w:p>
@@ -6649,7 +6649,7 @@
     </w:p>
     <w:p>
       <w:r>
-        <w:t>Solution: The hard disk or SSD stores data and programs permanently.</w:t>
+        <w:t>Solution: ✅ Correct Answer: A. Hard disk/SSD | 🧠 Explanation: The hard disk or SSD stores data and programs permanently. | ❌ Why Not Others? | B — RAM: Hardware is the physical parts; software is programs and data. | C — Cache: Memory holds frequently used instructions and data. | D — ROM: Firmware (BIOS, router code) lives in read-only memory. | ⚠️ Exam Trap: Read the exact question — the correct fact and its look-alike options are easy to interchange. | 💎 PNC Pearl: Hard disk/SSD → The hard disk or SSD stores data and programs permanently</w:t>
       </w:r>
     </w:p>
     <w:p>
@@ -6694,7 +6694,7 @@
     </w:p>
     <w:p>
       <w:r>
-        <w:t>Solution: Binary search halves the range each step on sorted data.</w:t>
+        <w:t>Solution: ✅ Correct Answer: A. Sorted | 🧠 Explanation: Binary search halves the range each step on sorted data. | ❌ Why Not Others? | B — Random: Fuzzing discovers crashes and vulnerabilities. | C — Unsorted always: not the correct option here | D — Encrypted: HTTPS uses TLS/SSL encryption over HTTP. | ⚠️ Exam Trap: Don’t confuse "Sorted" with "Unsorted always" — they look alike and are easy to interchange. | 💎 PNC Pearl: Sorted → Binary search halves the range each step on data</w:t>
       </w:r>
     </w:p>
     <w:p>
@@ -6739,7 +6739,7 @@
     </w:p>
     <w:p>
       <w:r>
-        <w:t>Solution: FCFS serves in the order of arrival.</w:t>
+        <w:t>Solution: ✅ Correct Answer: A. In arrival order | 🧠 Explanation: FCFS serves in the order of arrival. | ❌ Why Not Others? | B — By priority: not the first | C — By size: not the first | D — Randomly: not the first | ⚠️ Exam Trap: Read the exact question — the correct fact and its look-alike options are easy to interchange. | 💎 PNC Pearl: In arrival order = the first</w:t>
       </w:r>
     </w:p>
     <w:p>
